--- a/docs/code-reference-docx/builder-rich-future-sections.js.docx
+++ b/docs/code-reference-docx/builder-rich-future-sections.js.docx
@@ -2760,386 +2760,37 @@
         <w:pStyle w:val="Heading3"/>
       </w:pPr>
       <w:r>
-        <w:t>hasRichContent - lines 23-31</w:t>
+        <w:t>hasRichContent (builder-rich-future-sections.js, lines 23-31)</w:t>
       </w:r>
     </w:p>
-    <w:tbl>
-      <w:tblPr>
-        <w:tblW w:type="auto" w:w="0"/>
-        <w:jc w:val="center"/>
-        <w:tblLayout w:type="fixed"/>
-        <w:tblLook w:firstColumn="1" w:firstRow="1" w:lastColumn="0" w:lastRow="0" w:noHBand="0" w:noVBand="1" w:val="04A0"/>
-      </w:tblPr>
-      <w:tblGrid>
-        <w:gridCol w:w="2232"/>
-        <w:gridCol w:w="7128"/>
-      </w:tblGrid>
-      <w:tr>
-        <w:tc>
-          <w:tcPr>
-            <w:tcW w:type="dxa" w:w="5184"/>
-            <w:vAlign w:val="center"/>
-            <w:shd w:fill="E8EEF5"/>
-          </w:tcPr>
-          <w:p>
-            <w:r/>
-            <w:r>
-              <w:rPr>
-                <w:rFonts w:ascii="Calibri" w:hAnsi="Calibri"/>
-                <w:b/>
-                <w:sz w:val="18"/>
-              </w:rPr>
-              <w:t>Item</w:t>
-            </w:r>
-          </w:p>
-        </w:tc>
-        <w:tc>
-          <w:tcPr>
-            <w:tcW w:type="dxa" w:w="5184"/>
-            <w:vAlign w:val="center"/>
-            <w:shd w:fill="E8EEF5"/>
-          </w:tcPr>
-          <w:p>
-            <w:r/>
-            <w:r>
-              <w:rPr>
-                <w:rFonts w:ascii="Calibri" w:hAnsi="Calibri"/>
-                <w:b/>
-                <w:sz w:val="18"/>
-              </w:rPr>
-              <w:t>Explanation</w:t>
-            </w:r>
-          </w:p>
-        </w:tc>
-      </w:tr>
-      <w:tr>
-        <w:tc>
-          <w:tcPr>
-            <w:tcW w:type="dxa" w:w="2232"/>
-            <w:vAlign w:val="center"/>
-          </w:tcPr>
-          <w:p>
-            <w:r/>
-            <w:r>
-              <w:rPr>
-                <w:rFonts w:ascii="Calibri" w:hAnsi="Calibri"/>
-                <w:b/>
-                <w:sz w:val="18"/>
-              </w:rPr>
-              <w:t>Source location</w:t>
-            </w:r>
-          </w:p>
-        </w:tc>
-        <w:tc>
-          <w:tcPr>
-            <w:tcW w:type="dxa" w:w="7128"/>
-            <w:vAlign w:val="center"/>
-          </w:tcPr>
-          <w:p>
-            <w:r/>
-            <w:r>
-              <w:rPr>
-                <w:rFonts w:ascii="Calibri" w:hAnsi="Calibri"/>
-                <w:b w:val="0"/>
-                <w:sz w:val="18"/>
-              </w:rPr>
-              <w:t>Lines 23-31 (9 source lines).</w:t>
-            </w:r>
-          </w:p>
-        </w:tc>
-      </w:tr>
-      <w:tr>
-        <w:tc>
-          <w:tcPr>
-            <w:tcW w:type="dxa" w:w="2232"/>
-            <w:vAlign w:val="center"/>
-          </w:tcPr>
-          <w:p>
-            <w:r/>
-            <w:r>
-              <w:rPr>
-                <w:rFonts w:ascii="Calibri" w:hAnsi="Calibri"/>
-                <w:b/>
-                <w:sz w:val="18"/>
-              </w:rPr>
-              <w:t>Purpose</w:t>
-            </w:r>
-          </w:p>
-        </w:tc>
-        <w:tc>
-          <w:tcPr>
-            <w:tcW w:type="dxa" w:w="7128"/>
-            <w:vAlign w:val="center"/>
-          </w:tcPr>
-          <w:p>
-            <w:r/>
-            <w:r>
-              <w:rPr>
-                <w:rFonts w:ascii="Calibri" w:hAnsi="Calibri"/>
-                <w:b w:val="0"/>
-                <w:sz w:val="18"/>
-              </w:rPr>
-              <w:t>Named function in the repository. Inspect the surrounding lines to learn its exact inputs and outputs.</w:t>
-            </w:r>
-          </w:p>
-        </w:tc>
-      </w:tr>
-      <w:tr>
-        <w:tc>
-          <w:tcPr>
-            <w:tcW w:type="dxa" w:w="2232"/>
-            <w:vAlign w:val="center"/>
-          </w:tcPr>
-          <w:p>
-            <w:r/>
-            <w:r>
-              <w:rPr>
-                <w:rFonts w:ascii="Calibri" w:hAnsi="Calibri"/>
-                <w:b/>
-                <w:sz w:val="18"/>
-              </w:rPr>
-              <w:t>Declaration</w:t>
-            </w:r>
-          </w:p>
-        </w:tc>
-        <w:tc>
-          <w:tcPr>
-            <w:tcW w:type="dxa" w:w="7128"/>
-            <w:vAlign w:val="center"/>
-          </w:tcPr>
-          <w:p>
-            <w:r/>
-            <w:r>
-              <w:rPr>
-                <w:rFonts w:ascii="Calibri" w:hAnsi="Calibri"/>
-                <w:b w:val="0"/>
-                <w:sz w:val="18"/>
-              </w:rPr>
-              <w:t>function hasRichContent(rich) {</w:t>
-            </w:r>
-          </w:p>
-        </w:tc>
-      </w:tr>
-      <w:tr>
-        <w:tc>
-          <w:tcPr>
-            <w:tcW w:type="dxa" w:w="2232"/>
-            <w:vAlign w:val="center"/>
-          </w:tcPr>
-          <w:p>
-            <w:r/>
-            <w:r>
-              <w:rPr>
-                <w:rFonts w:ascii="Calibri" w:hAnsi="Calibri"/>
-                <w:b/>
-                <w:sz w:val="18"/>
-              </w:rPr>
-              <w:t>Touches</w:t>
-            </w:r>
-          </w:p>
-        </w:tc>
-        <w:tc>
-          <w:tcPr>
-            <w:tcW w:type="dxa" w:w="7128"/>
-            <w:vAlign w:val="center"/>
-          </w:tcPr>
-          <w:p>
-            <w:r/>
-            <w:r>
-              <w:rPr>
-                <w:rFonts w:ascii="Calibri" w:hAnsi="Calibri"/>
-                <w:b w:val="0"/>
-                <w:sz w:val="18"/>
-              </w:rPr>
-              <w:t>filesystem</w:t>
-            </w:r>
-          </w:p>
-        </w:tc>
-      </w:tr>
-      <w:tr>
-        <w:tc>
-          <w:tcPr>
-            <w:tcW w:type="dxa" w:w="2232"/>
-            <w:vAlign w:val="center"/>
-          </w:tcPr>
-          <w:p>
-            <w:r/>
-            <w:r>
-              <w:rPr>
-                <w:rFonts w:ascii="Calibri" w:hAnsi="Calibri"/>
-                <w:b/>
-                <w:sz w:val="18"/>
-              </w:rPr>
-              <w:t>Calls detected</w:t>
-            </w:r>
-          </w:p>
-        </w:tc>
-        <w:tc>
-          <w:tcPr>
-            <w:tcW w:type="dxa" w:w="7128"/>
-            <w:vAlign w:val="center"/>
-          </w:tcPr>
-          <w:p>
-            <w:r/>
-            <w:r>
-              <w:rPr>
-                <w:rFonts w:ascii="Calibri" w:hAnsi="Calibri"/>
-                <w:b w:val="0"/>
-                <w:sz w:val="18"/>
-              </w:rPr>
-              <w:t>some</w:t>
-            </w:r>
-          </w:p>
-        </w:tc>
-      </w:tr>
-      <w:tr>
-        <w:tc>
-          <w:tcPr>
-            <w:tcW w:type="dxa" w:w="2232"/>
-            <w:vAlign w:val="center"/>
-          </w:tcPr>
-          <w:p>
-            <w:r/>
-            <w:r>
-              <w:rPr>
-                <w:rFonts w:ascii="Calibri" w:hAnsi="Calibri"/>
-                <w:b/>
-                <w:sz w:val="18"/>
-              </w:rPr>
-              <w:t>API endpoints</w:t>
-            </w:r>
-          </w:p>
-        </w:tc>
-        <w:tc>
-          <w:tcPr>
-            <w:tcW w:type="dxa" w:w="7128"/>
-            <w:vAlign w:val="center"/>
-          </w:tcPr>
-          <w:p>
-            <w:r/>
-            <w:r>
-              <w:rPr>
-                <w:rFonts w:ascii="Calibri" w:hAnsi="Calibri"/>
-                <w:b w:val="0"/>
-                <w:sz w:val="18"/>
-              </w:rPr>
-              <w:t>None detected inside this function body.</w:t>
-            </w:r>
-          </w:p>
-        </w:tc>
-      </w:tr>
-      <w:tr>
-        <w:tc>
-          <w:tcPr>
-            <w:tcW w:type="dxa" w:w="2232"/>
-            <w:vAlign w:val="center"/>
-          </w:tcPr>
-          <w:p>
-            <w:r/>
-            <w:r>
-              <w:rPr>
-                <w:rFonts w:ascii="Calibri" w:hAnsi="Calibri"/>
-                <w:b/>
-                <w:sz w:val="18"/>
-              </w:rPr>
-              <w:t>Storage keys</w:t>
-            </w:r>
-          </w:p>
-        </w:tc>
-        <w:tc>
-          <w:tcPr>
-            <w:tcW w:type="dxa" w:w="7128"/>
-            <w:vAlign w:val="center"/>
-          </w:tcPr>
-          <w:p>
-            <w:r/>
-            <w:r>
-              <w:rPr>
-                <w:rFonts w:ascii="Calibri" w:hAnsi="Calibri"/>
-                <w:b w:val="0"/>
-                <w:sz w:val="18"/>
-              </w:rPr>
-              <w:t>No local/session storage keys detected.</w:t>
-            </w:r>
-          </w:p>
-        </w:tc>
-      </w:tr>
-      <w:tr>
-        <w:tc>
-          <w:tcPr>
-            <w:tcW w:type="dxa" w:w="2232"/>
-            <w:vAlign w:val="center"/>
-          </w:tcPr>
-          <w:p>
-            <w:r/>
-            <w:r>
-              <w:rPr>
-                <w:rFonts w:ascii="Calibri" w:hAnsi="Calibri"/>
-                <w:b/>
-                <w:sz w:val="18"/>
-              </w:rPr>
-              <w:t>Async/return clues</w:t>
-            </w:r>
-          </w:p>
-        </w:tc>
-        <w:tc>
-          <w:tcPr>
-            <w:tcW w:type="dxa" w:w="7128"/>
-            <w:vAlign w:val="center"/>
-          </w:tcPr>
-          <w:p>
-            <w:r/>
-            <w:r>
-              <w:rPr>
-                <w:rFonts w:ascii="Calibri" w:hAnsi="Calibri"/>
-                <w:b w:val="0"/>
-                <w:sz w:val="18"/>
-              </w:rPr>
-              <w:t>0 await expression(s), 1 return statement(s).</w:t>
-            </w:r>
-          </w:p>
-        </w:tc>
-      </w:tr>
-      <w:tr>
-        <w:tc>
-          <w:tcPr>
-            <w:tcW w:type="dxa" w:w="2232"/>
-            <w:vAlign w:val="center"/>
-          </w:tcPr>
-          <w:p>
-            <w:r/>
-            <w:r>
-              <w:rPr>
-                <w:rFonts w:ascii="Calibri" w:hAnsi="Calibri"/>
-                <w:b/>
-                <w:sz w:val="18"/>
-              </w:rPr>
-              <w:t>Debug approach</w:t>
-            </w:r>
-          </w:p>
-        </w:tc>
-        <w:tc>
-          <w:tcPr>
-            <w:tcW w:type="dxa" w:w="7128"/>
-            <w:vAlign w:val="center"/>
-          </w:tcPr>
-          <w:p>
-            <w:r/>
-            <w:r>
-              <w:rPr>
-                <w:rFonts w:ascii="Calibri" w:hAnsi="Calibri"/>
-                <w:b w:val="0"/>
-                <w:sz w:val="18"/>
-              </w:rPr>
-              <w:t>Trigger the user action that reaches this function, inspect inputs/state before the function, then inspect the returned value, DOM update, file write, process output, or API response after it runs.</w:t>
-            </w:r>
-          </w:p>
-        </w:tc>
-      </w:tr>
-    </w:tbl>
     <w:p>
       <w:r>
-        <w:t>Source excerpt:</w:t>
+        <w:t>hasRichContent named function in the repository. inspect the surrounding lines to learn its exact inputs and outputs. In this file, it appears around lines 23-31 and is part of the repository root. usually an entry file, app config, public website file, package manifest, or top-level documentation.</w:t>
+      </w:r>
+    </w:p>
+    <w:p>
+      <w:r>
+        <w:t>This function is needed so builder-rich-future-sections.js can keep that responsibility in one named place instead of scattering it through unrelated event handlers or route code.</w:t>
+      </w:r>
+    </w:p>
+    <w:p>
+      <w:r>
+        <w:t>It calls or references some. Endpoint references found inside it are no direct /api endpoint strings detected. Browser storage keys found inside it are no local/session storage keys detected.</w:t>
+      </w:r>
+    </w:p>
+    <w:p>
+      <w:r>
+        <w:t>It has 1 return statement(s). The most important visible returns are: line 24: return Boolean(rich?.blocks?.some((block) =&gt;.</w:t>
+      </w:r>
+    </w:p>
+    <w:p>
+      <w:r>
+        <w:t>No major local variable declarations were detected in the extracted function body.</w:t>
+      </w:r>
+    </w:p>
+    <w:p>
+      <w:r>
+        <w:t>Relevant source excerpt:</w:t>
       </w:r>
     </w:p>
     <w:p>
@@ -3174,386 +2825,37 @@
         <w:pStyle w:val="Heading3"/>
       </w:pPr>
       <w:r>
-        <w:t>richPlainTextOrSpacer - lines 33-36</w:t>
+        <w:t>richPlainTextOrSpacer (builder-rich-future-sections.js, lines 33-36)</w:t>
       </w:r>
     </w:p>
-    <w:tbl>
-      <w:tblPr>
-        <w:tblW w:type="auto" w:w="0"/>
-        <w:jc w:val="center"/>
-        <w:tblLayout w:type="fixed"/>
-        <w:tblLook w:firstColumn="1" w:firstRow="1" w:lastColumn="0" w:lastRow="0" w:noHBand="0" w:noVBand="1" w:val="04A0"/>
-      </w:tblPr>
-      <w:tblGrid>
-        <w:gridCol w:w="2232"/>
-        <w:gridCol w:w="7128"/>
-      </w:tblGrid>
-      <w:tr>
-        <w:tc>
-          <w:tcPr>
-            <w:tcW w:type="dxa" w:w="5184"/>
-            <w:vAlign w:val="center"/>
-            <w:shd w:fill="E8EEF5"/>
-          </w:tcPr>
-          <w:p>
-            <w:r/>
-            <w:r>
-              <w:rPr>
-                <w:rFonts w:ascii="Calibri" w:hAnsi="Calibri"/>
-                <w:b/>
-                <w:sz w:val="18"/>
-              </w:rPr>
-              <w:t>Item</w:t>
-            </w:r>
-          </w:p>
-        </w:tc>
-        <w:tc>
-          <w:tcPr>
-            <w:tcW w:type="dxa" w:w="5184"/>
-            <w:vAlign w:val="center"/>
-            <w:shd w:fill="E8EEF5"/>
-          </w:tcPr>
-          <w:p>
-            <w:r/>
-            <w:r>
-              <w:rPr>
-                <w:rFonts w:ascii="Calibri" w:hAnsi="Calibri"/>
-                <w:b/>
-                <w:sz w:val="18"/>
-              </w:rPr>
-              <w:t>Explanation</w:t>
-            </w:r>
-          </w:p>
-        </w:tc>
-      </w:tr>
-      <w:tr>
-        <w:tc>
-          <w:tcPr>
-            <w:tcW w:type="dxa" w:w="2232"/>
-            <w:vAlign w:val="center"/>
-          </w:tcPr>
-          <w:p>
-            <w:r/>
-            <w:r>
-              <w:rPr>
-                <w:rFonts w:ascii="Calibri" w:hAnsi="Calibri"/>
-                <w:b/>
-                <w:sz w:val="18"/>
-              </w:rPr>
-              <w:t>Source location</w:t>
-            </w:r>
-          </w:p>
-        </w:tc>
-        <w:tc>
-          <w:tcPr>
-            <w:tcW w:type="dxa" w:w="7128"/>
-            <w:vAlign w:val="center"/>
-          </w:tcPr>
-          <w:p>
-            <w:r/>
-            <w:r>
-              <w:rPr>
-                <w:rFonts w:ascii="Calibri" w:hAnsi="Calibri"/>
-                <w:b w:val="0"/>
-                <w:sz w:val="18"/>
-              </w:rPr>
-              <w:t>Lines 33-36 (4 source lines).</w:t>
-            </w:r>
-          </w:p>
-        </w:tc>
-      </w:tr>
-      <w:tr>
-        <w:tc>
-          <w:tcPr>
-            <w:tcW w:type="dxa" w:w="2232"/>
-            <w:vAlign w:val="center"/>
-          </w:tcPr>
-          <w:p>
-            <w:r/>
-            <w:r>
-              <w:rPr>
-                <w:rFonts w:ascii="Calibri" w:hAnsi="Calibri"/>
-                <w:b/>
-                <w:sz w:val="18"/>
-              </w:rPr>
-              <w:t>Purpose</w:t>
-            </w:r>
-          </w:p>
-        </w:tc>
-        <w:tc>
-          <w:tcPr>
-            <w:tcW w:type="dxa" w:w="7128"/>
-            <w:vAlign w:val="center"/>
-          </w:tcPr>
-          <w:p>
-            <w:r/>
-            <w:r>
-              <w:rPr>
-                <w:rFonts w:ascii="Calibri" w:hAnsi="Calibri"/>
-                <w:b w:val="0"/>
-                <w:sz w:val="18"/>
-              </w:rPr>
-              <w:t>Named function in the repository. Inspect the surrounding lines to learn its exact inputs and outputs.</w:t>
-            </w:r>
-          </w:p>
-        </w:tc>
-      </w:tr>
-      <w:tr>
-        <w:tc>
-          <w:tcPr>
-            <w:tcW w:type="dxa" w:w="2232"/>
-            <w:vAlign w:val="center"/>
-          </w:tcPr>
-          <w:p>
-            <w:r/>
-            <w:r>
-              <w:rPr>
-                <w:rFonts w:ascii="Calibri" w:hAnsi="Calibri"/>
-                <w:b/>
-                <w:sz w:val="18"/>
-              </w:rPr>
-              <w:t>Declaration</w:t>
-            </w:r>
-          </w:p>
-        </w:tc>
-        <w:tc>
-          <w:tcPr>
-            <w:tcW w:type="dxa" w:w="7128"/>
-            <w:vAlign w:val="center"/>
-          </w:tcPr>
-          <w:p>
-            <w:r/>
-            <w:r>
-              <w:rPr>
-                <w:rFonts w:ascii="Calibri" w:hAnsi="Calibri"/>
-                <w:b w:val="0"/>
-                <w:sz w:val="18"/>
-              </w:rPr>
-              <w:t>function richPlainTextOrSpacer(rich) {</w:t>
-            </w:r>
-          </w:p>
-        </w:tc>
-      </w:tr>
-      <w:tr>
-        <w:tc>
-          <w:tcPr>
-            <w:tcW w:type="dxa" w:w="2232"/>
-            <w:vAlign w:val="center"/>
-          </w:tcPr>
-          <w:p>
-            <w:r/>
-            <w:r>
-              <w:rPr>
-                <w:rFonts w:ascii="Calibri" w:hAnsi="Calibri"/>
-                <w:b/>
-                <w:sz w:val="18"/>
-              </w:rPr>
-              <w:t>Touches</w:t>
-            </w:r>
-          </w:p>
-        </w:tc>
-        <w:tc>
-          <w:tcPr>
-            <w:tcW w:type="dxa" w:w="7128"/>
-            <w:vAlign w:val="center"/>
-          </w:tcPr>
-          <w:p>
-            <w:r/>
-            <w:r>
-              <w:rPr>
-                <w:rFonts w:ascii="Calibri" w:hAnsi="Calibri"/>
-                <w:b w:val="0"/>
-                <w:sz w:val="18"/>
-              </w:rPr>
-              <w:t>Mostly local calculations or local UI state.</w:t>
-            </w:r>
-          </w:p>
-        </w:tc>
-      </w:tr>
-      <w:tr>
-        <w:tc>
-          <w:tcPr>
-            <w:tcW w:type="dxa" w:w="2232"/>
-            <w:vAlign w:val="center"/>
-          </w:tcPr>
-          <w:p>
-            <w:r/>
-            <w:r>
-              <w:rPr>
-                <w:rFonts w:ascii="Calibri" w:hAnsi="Calibri"/>
-                <w:b/>
-                <w:sz w:val="18"/>
-              </w:rPr>
-              <w:t>Calls detected</w:t>
-            </w:r>
-          </w:p>
-        </w:tc>
-        <w:tc>
-          <w:tcPr>
-            <w:tcW w:type="dxa" w:w="7128"/>
-            <w:vAlign w:val="center"/>
-          </w:tcPr>
-          <w:p>
-            <w:r/>
-            <w:r>
-              <w:rPr>
-                <w:rFonts w:ascii="Calibri" w:hAnsi="Calibri"/>
-                <w:b w:val="0"/>
-                <w:sz w:val="18"/>
-              </w:rPr>
-              <w:t>plainTextFromRich, trim, hasRichContent</w:t>
-            </w:r>
-          </w:p>
-        </w:tc>
-      </w:tr>
-      <w:tr>
-        <w:tc>
-          <w:tcPr>
-            <w:tcW w:type="dxa" w:w="2232"/>
-            <w:vAlign w:val="center"/>
-          </w:tcPr>
-          <w:p>
-            <w:r/>
-            <w:r>
-              <w:rPr>
-                <w:rFonts w:ascii="Calibri" w:hAnsi="Calibri"/>
-                <w:b/>
-                <w:sz w:val="18"/>
-              </w:rPr>
-              <w:t>API endpoints</w:t>
-            </w:r>
-          </w:p>
-        </w:tc>
-        <w:tc>
-          <w:tcPr>
-            <w:tcW w:type="dxa" w:w="7128"/>
-            <w:vAlign w:val="center"/>
-          </w:tcPr>
-          <w:p>
-            <w:r/>
-            <w:r>
-              <w:rPr>
-                <w:rFonts w:ascii="Calibri" w:hAnsi="Calibri"/>
-                <w:b w:val="0"/>
-                <w:sz w:val="18"/>
-              </w:rPr>
-              <w:t>None detected inside this function body.</w:t>
-            </w:r>
-          </w:p>
-        </w:tc>
-      </w:tr>
-      <w:tr>
-        <w:tc>
-          <w:tcPr>
-            <w:tcW w:type="dxa" w:w="2232"/>
-            <w:vAlign w:val="center"/>
-          </w:tcPr>
-          <w:p>
-            <w:r/>
-            <w:r>
-              <w:rPr>
-                <w:rFonts w:ascii="Calibri" w:hAnsi="Calibri"/>
-                <w:b/>
-                <w:sz w:val="18"/>
-              </w:rPr>
-              <w:t>Storage keys</w:t>
-            </w:r>
-          </w:p>
-        </w:tc>
-        <w:tc>
-          <w:tcPr>
-            <w:tcW w:type="dxa" w:w="7128"/>
-            <w:vAlign w:val="center"/>
-          </w:tcPr>
-          <w:p>
-            <w:r/>
-            <w:r>
-              <w:rPr>
-                <w:rFonts w:ascii="Calibri" w:hAnsi="Calibri"/>
-                <w:b w:val="0"/>
-                <w:sz w:val="18"/>
-              </w:rPr>
-              <w:t>No local/session storage keys detected.</w:t>
-            </w:r>
-          </w:p>
-        </w:tc>
-      </w:tr>
-      <w:tr>
-        <w:tc>
-          <w:tcPr>
-            <w:tcW w:type="dxa" w:w="2232"/>
-            <w:vAlign w:val="center"/>
-          </w:tcPr>
-          <w:p>
-            <w:r/>
-            <w:r>
-              <w:rPr>
-                <w:rFonts w:ascii="Calibri" w:hAnsi="Calibri"/>
-                <w:b/>
-                <w:sz w:val="18"/>
-              </w:rPr>
-              <w:t>Async/return clues</w:t>
-            </w:r>
-          </w:p>
-        </w:tc>
-        <w:tc>
-          <w:tcPr>
-            <w:tcW w:type="dxa" w:w="7128"/>
-            <w:vAlign w:val="center"/>
-          </w:tcPr>
-          <w:p>
-            <w:r/>
-            <w:r>
-              <w:rPr>
-                <w:rFonts w:ascii="Calibri" w:hAnsi="Calibri"/>
-                <w:b w:val="0"/>
-                <w:sz w:val="18"/>
-              </w:rPr>
-              <w:t>0 await expression(s), 1 return statement(s).</w:t>
-            </w:r>
-          </w:p>
-        </w:tc>
-      </w:tr>
-      <w:tr>
-        <w:tc>
-          <w:tcPr>
-            <w:tcW w:type="dxa" w:w="2232"/>
-            <w:vAlign w:val="center"/>
-          </w:tcPr>
-          <w:p>
-            <w:r/>
-            <w:r>
-              <w:rPr>
-                <w:rFonts w:ascii="Calibri" w:hAnsi="Calibri"/>
-                <w:b/>
-                <w:sz w:val="18"/>
-              </w:rPr>
-              <w:t>Debug approach</w:t>
-            </w:r>
-          </w:p>
-        </w:tc>
-        <w:tc>
-          <w:tcPr>
-            <w:tcW w:type="dxa" w:w="7128"/>
-            <w:vAlign w:val="center"/>
-          </w:tcPr>
-          <w:p>
-            <w:r/>
-            <w:r>
-              <w:rPr>
-                <w:rFonts w:ascii="Calibri" w:hAnsi="Calibri"/>
-                <w:b w:val="0"/>
-                <w:sz w:val="18"/>
-              </w:rPr>
-              <w:t>Trigger the user action that reaches this function, inspect inputs/state before the function, then inspect the returned value, DOM update, file write, process output, or API response after it runs.</w:t>
-            </w:r>
-          </w:p>
-        </w:tc>
-      </w:tr>
-    </w:tbl>
     <w:p>
       <w:r>
-        <w:t>Source excerpt:</w:t>
+        <w:t>richPlainTextOrSpacer named function in the repository. inspect the surrounding lines to learn its exact inputs and outputs. In this file, it appears around lines 33-36 and is part of the repository root. usually an entry file, app config, public website file, package manifest, or top-level documentation.</w:t>
+      </w:r>
+    </w:p>
+    <w:p>
+      <w:r>
+        <w:t>This function is needed so builder-rich-future-sections.js can keep that responsibility in one named place instead of scattering it through unrelated event handlers or route code.</w:t>
+      </w:r>
+    </w:p>
+    <w:p>
+      <w:r>
+        <w:t>It calls or references plainTextFromRich, trim, and hasRichContent. Endpoint references found inside it are no direct /api endpoint strings detected. Browser storage keys found inside it are no local/session storage keys detected.</w:t>
+      </w:r>
+    </w:p>
+    <w:p>
+      <w:r>
+        <w:t>It has 1 return statement(s). The most important visible returns are: line 35: return text || (hasRichContent(rich) ? "\u200B" : "");.</w:t>
+      </w:r>
+    </w:p>
+    <w:p>
+      <w:r>
+        <w:t>Important local values include text at line 34. These variables show what the function is assembling, checking, or handing to another layer.</w:t>
+      </w:r>
+    </w:p>
+    <w:p>
+      <w:r>
+        <w:t>Relevant source excerpt:</w:t>
       </w:r>
     </w:p>
     <w:p>
@@ -3578,386 +2880,37 @@
         <w:pStyle w:val="Heading3"/>
       </w:pPr>
       <w:r>
-        <w:t>pendingEditorUsesRichDescription - lines 41-43</w:t>
+        <w:t>pendingEditorUsesRichDescription (builder-rich-future-sections.js, lines 41-43)</w:t>
       </w:r>
     </w:p>
-    <w:tbl>
-      <w:tblPr>
-        <w:tblW w:type="auto" w:w="0"/>
-        <w:jc w:val="center"/>
-        <w:tblLayout w:type="fixed"/>
-        <w:tblLook w:firstColumn="1" w:firstRow="1" w:lastColumn="0" w:lastRow="0" w:noHBand="0" w:noVBand="1" w:val="04A0"/>
-      </w:tblPr>
-      <w:tblGrid>
-        <w:gridCol w:w="2232"/>
-        <w:gridCol w:w="7128"/>
-      </w:tblGrid>
-      <w:tr>
-        <w:tc>
-          <w:tcPr>
-            <w:tcW w:type="dxa" w:w="5184"/>
-            <w:vAlign w:val="center"/>
-            <w:shd w:fill="E8EEF5"/>
-          </w:tcPr>
-          <w:p>
-            <w:r/>
-            <w:r>
-              <w:rPr>
-                <w:rFonts w:ascii="Calibri" w:hAnsi="Calibri"/>
-                <w:b/>
-                <w:sz w:val="18"/>
-              </w:rPr>
-              <w:t>Item</w:t>
-            </w:r>
-          </w:p>
-        </w:tc>
-        <w:tc>
-          <w:tcPr>
-            <w:tcW w:type="dxa" w:w="5184"/>
-            <w:vAlign w:val="center"/>
-            <w:shd w:fill="E8EEF5"/>
-          </w:tcPr>
-          <w:p>
-            <w:r/>
-            <w:r>
-              <w:rPr>
-                <w:rFonts w:ascii="Calibri" w:hAnsi="Calibri"/>
-                <w:b/>
-                <w:sz w:val="18"/>
-              </w:rPr>
-              <w:t>Explanation</w:t>
-            </w:r>
-          </w:p>
-        </w:tc>
-      </w:tr>
-      <w:tr>
-        <w:tc>
-          <w:tcPr>
-            <w:tcW w:type="dxa" w:w="2232"/>
-            <w:vAlign w:val="center"/>
-          </w:tcPr>
-          <w:p>
-            <w:r/>
-            <w:r>
-              <w:rPr>
-                <w:rFonts w:ascii="Calibri" w:hAnsi="Calibri"/>
-                <w:b/>
-                <w:sz w:val="18"/>
-              </w:rPr>
-              <w:t>Source location</w:t>
-            </w:r>
-          </w:p>
-        </w:tc>
-        <w:tc>
-          <w:tcPr>
-            <w:tcW w:type="dxa" w:w="7128"/>
-            <w:vAlign w:val="center"/>
-          </w:tcPr>
-          <w:p>
-            <w:r/>
-            <w:r>
-              <w:rPr>
-                <w:rFonts w:ascii="Calibri" w:hAnsi="Calibri"/>
-                <w:b w:val="0"/>
-                <w:sz w:val="18"/>
-              </w:rPr>
-              <w:t>Lines 41-43 (3 source lines).</w:t>
-            </w:r>
-          </w:p>
-        </w:tc>
-      </w:tr>
-      <w:tr>
-        <w:tc>
-          <w:tcPr>
-            <w:tcW w:type="dxa" w:w="2232"/>
-            <w:vAlign w:val="center"/>
-          </w:tcPr>
-          <w:p>
-            <w:r/>
-            <w:r>
-              <w:rPr>
-                <w:rFonts w:ascii="Calibri" w:hAnsi="Calibri"/>
-                <w:b/>
-                <w:sz w:val="18"/>
-              </w:rPr>
-              <w:t>Purpose</w:t>
-            </w:r>
-          </w:p>
-        </w:tc>
-        <w:tc>
-          <w:tcPr>
-            <w:tcW w:type="dxa" w:w="7128"/>
-            <w:vAlign w:val="center"/>
-          </w:tcPr>
-          <w:p>
-            <w:r/>
-            <w:r>
-              <w:rPr>
-                <w:rFonts w:ascii="Calibri" w:hAnsi="Calibri"/>
-                <w:b w:val="0"/>
-                <w:sz w:val="18"/>
-              </w:rPr>
-              <w:t>Named function in the repository. Inspect the surrounding lines to learn its exact inputs and outputs.</w:t>
-            </w:r>
-          </w:p>
-        </w:tc>
-      </w:tr>
-      <w:tr>
-        <w:tc>
-          <w:tcPr>
-            <w:tcW w:type="dxa" w:w="2232"/>
-            <w:vAlign w:val="center"/>
-          </w:tcPr>
-          <w:p>
-            <w:r/>
-            <w:r>
-              <w:rPr>
-                <w:rFonts w:ascii="Calibri" w:hAnsi="Calibri"/>
-                <w:b/>
-                <w:sz w:val="18"/>
-              </w:rPr>
-              <w:t>Declaration</w:t>
-            </w:r>
-          </w:p>
-        </w:tc>
-        <w:tc>
-          <w:tcPr>
-            <w:tcW w:type="dxa" w:w="7128"/>
-            <w:vAlign w:val="center"/>
-          </w:tcPr>
-          <w:p>
-            <w:r/>
-            <w:r>
-              <w:rPr>
-                <w:rFonts w:ascii="Calibri" w:hAnsi="Calibri"/>
-                <w:b w:val="0"/>
-                <w:sz w:val="18"/>
-              </w:rPr>
-              <w:t>function pendingEditorUsesRichDescription(editor = pendingEditor) {</w:t>
-            </w:r>
-          </w:p>
-        </w:tc>
-      </w:tr>
-      <w:tr>
-        <w:tc>
-          <w:tcPr>
-            <w:tcW w:type="dxa" w:w="2232"/>
-            <w:vAlign w:val="center"/>
-          </w:tcPr>
-          <w:p>
-            <w:r/>
-            <w:r>
-              <w:rPr>
-                <w:rFonts w:ascii="Calibri" w:hAnsi="Calibri"/>
-                <w:b/>
-                <w:sz w:val="18"/>
-              </w:rPr>
-              <w:t>Touches</w:t>
-            </w:r>
-          </w:p>
-        </w:tc>
-        <w:tc>
-          <w:tcPr>
-            <w:tcW w:type="dxa" w:w="7128"/>
-            <w:vAlign w:val="center"/>
-          </w:tcPr>
-          <w:p>
-            <w:r/>
-            <w:r>
-              <w:rPr>
-                <w:rFonts w:ascii="Calibri" w:hAnsi="Calibri"/>
-                <w:b w:val="0"/>
-                <w:sz w:val="18"/>
-              </w:rPr>
-              <w:t>Mostly local calculations or local UI state.</w:t>
-            </w:r>
-          </w:p>
-        </w:tc>
-      </w:tr>
-      <w:tr>
-        <w:tc>
-          <w:tcPr>
-            <w:tcW w:type="dxa" w:w="2232"/>
-            <w:vAlign w:val="center"/>
-          </w:tcPr>
-          <w:p>
-            <w:r/>
-            <w:r>
-              <w:rPr>
-                <w:rFonts w:ascii="Calibri" w:hAnsi="Calibri"/>
-                <w:b/>
-                <w:sz w:val="18"/>
-              </w:rPr>
-              <w:t>Calls detected</w:t>
-            </w:r>
-          </w:p>
-        </w:tc>
-        <w:tc>
-          <w:tcPr>
-            <w:tcW w:type="dxa" w:w="7128"/>
-            <w:vAlign w:val="center"/>
-          </w:tcPr>
-          <w:p>
-            <w:r/>
-            <w:r>
-              <w:rPr>
-                <w:rFonts w:ascii="Calibri" w:hAnsi="Calibri"/>
-                <w:b w:val="0"/>
-                <w:sz w:val="18"/>
-              </w:rPr>
-              <w:t>includes</w:t>
-            </w:r>
-          </w:p>
-        </w:tc>
-      </w:tr>
-      <w:tr>
-        <w:tc>
-          <w:tcPr>
-            <w:tcW w:type="dxa" w:w="2232"/>
-            <w:vAlign w:val="center"/>
-          </w:tcPr>
-          <w:p>
-            <w:r/>
-            <w:r>
-              <w:rPr>
-                <w:rFonts w:ascii="Calibri" w:hAnsi="Calibri"/>
-                <w:b/>
-                <w:sz w:val="18"/>
-              </w:rPr>
-              <w:t>API endpoints</w:t>
-            </w:r>
-          </w:p>
-        </w:tc>
-        <w:tc>
-          <w:tcPr>
-            <w:tcW w:type="dxa" w:w="7128"/>
-            <w:vAlign w:val="center"/>
-          </w:tcPr>
-          <w:p>
-            <w:r/>
-            <w:r>
-              <w:rPr>
-                <w:rFonts w:ascii="Calibri" w:hAnsi="Calibri"/>
-                <w:b w:val="0"/>
-                <w:sz w:val="18"/>
-              </w:rPr>
-              <w:t>None detected inside this function body.</w:t>
-            </w:r>
-          </w:p>
-        </w:tc>
-      </w:tr>
-      <w:tr>
-        <w:tc>
-          <w:tcPr>
-            <w:tcW w:type="dxa" w:w="2232"/>
-            <w:vAlign w:val="center"/>
-          </w:tcPr>
-          <w:p>
-            <w:r/>
-            <w:r>
-              <w:rPr>
-                <w:rFonts w:ascii="Calibri" w:hAnsi="Calibri"/>
-                <w:b/>
-                <w:sz w:val="18"/>
-              </w:rPr>
-              <w:t>Storage keys</w:t>
-            </w:r>
-          </w:p>
-        </w:tc>
-        <w:tc>
-          <w:tcPr>
-            <w:tcW w:type="dxa" w:w="7128"/>
-            <w:vAlign w:val="center"/>
-          </w:tcPr>
-          <w:p>
-            <w:r/>
-            <w:r>
-              <w:rPr>
-                <w:rFonts w:ascii="Calibri" w:hAnsi="Calibri"/>
-                <w:b w:val="0"/>
-                <w:sz w:val="18"/>
-              </w:rPr>
-              <w:t>No local/session storage keys detected.</w:t>
-            </w:r>
-          </w:p>
-        </w:tc>
-      </w:tr>
-      <w:tr>
-        <w:tc>
-          <w:tcPr>
-            <w:tcW w:type="dxa" w:w="2232"/>
-            <w:vAlign w:val="center"/>
-          </w:tcPr>
-          <w:p>
-            <w:r/>
-            <w:r>
-              <w:rPr>
-                <w:rFonts w:ascii="Calibri" w:hAnsi="Calibri"/>
-                <w:b/>
-                <w:sz w:val="18"/>
-              </w:rPr>
-              <w:t>Async/return clues</w:t>
-            </w:r>
-          </w:p>
-        </w:tc>
-        <w:tc>
-          <w:tcPr>
-            <w:tcW w:type="dxa" w:w="7128"/>
-            <w:vAlign w:val="center"/>
-          </w:tcPr>
-          <w:p>
-            <w:r/>
-            <w:r>
-              <w:rPr>
-                <w:rFonts w:ascii="Calibri" w:hAnsi="Calibri"/>
-                <w:b w:val="0"/>
-                <w:sz w:val="18"/>
-              </w:rPr>
-              <w:t>0 await expression(s), 1 return statement(s).</w:t>
-            </w:r>
-          </w:p>
-        </w:tc>
-      </w:tr>
-      <w:tr>
-        <w:tc>
-          <w:tcPr>
-            <w:tcW w:type="dxa" w:w="2232"/>
-            <w:vAlign w:val="center"/>
-          </w:tcPr>
-          <w:p>
-            <w:r/>
-            <w:r>
-              <w:rPr>
-                <w:rFonts w:ascii="Calibri" w:hAnsi="Calibri"/>
-                <w:b/>
-                <w:sz w:val="18"/>
-              </w:rPr>
-              <w:t>Debug approach</w:t>
-            </w:r>
-          </w:p>
-        </w:tc>
-        <w:tc>
-          <w:tcPr>
-            <w:tcW w:type="dxa" w:w="7128"/>
-            <w:vAlign w:val="center"/>
-          </w:tcPr>
-          <w:p>
-            <w:r/>
-            <w:r>
-              <w:rPr>
-                <w:rFonts w:ascii="Calibri" w:hAnsi="Calibri"/>
-                <w:b w:val="0"/>
-                <w:sz w:val="18"/>
-              </w:rPr>
-              <w:t>Trigger the user action that reaches this function, inspect inputs/state before the function, then inspect the returned value, DOM update, file write, process output, or API response after it runs.</w:t>
-            </w:r>
-          </w:p>
-        </w:tc>
-      </w:tr>
-    </w:tbl>
     <w:p>
       <w:r>
-        <w:t>Source excerpt:</w:t>
+        <w:t>pendingEditorUsesRichDescription named function in the repository. inspect the surrounding lines to learn its exact inputs and outputs. In this file, it appears around lines 41-43 and is part of the repository root. usually an entry file, app config, public website file, package manifest, or top-level documentation.</w:t>
+      </w:r>
+    </w:p>
+    <w:p>
+      <w:r>
+        <w:t>This function is needed so builder-rich-future-sections.js can keep that responsibility in one named place instead of scattering it through unrelated event handlers or route code.</w:t>
+      </w:r>
+    </w:p>
+    <w:p>
+      <w:r>
+        <w:t>It calls or references includes. Endpoint references found inside it are no direct /api endpoint strings detected. Browser storage keys found inside it are no local/session storage keys detected.</w:t>
+      </w:r>
+    </w:p>
+    <w:p>
+      <w:r>
+        <w:t>It has 1 return statement(s). The most important visible returns are: line 42: return Boolean(editor &amp;&amp; ["custom", "custom-section"].includes(editor.type));.</w:t>
+      </w:r>
+    </w:p>
+    <w:p>
+      <w:r>
+        <w:t>No major local variable declarations were detected in the extracted function body.</w:t>
+      </w:r>
+    </w:p>
+    <w:p>
+      <w:r>
+        <w:t>Relevant source excerpt:</w:t>
       </w:r>
     </w:p>
     <w:p>
@@ -3980,386 +2933,37 @@
         <w:pStyle w:val="Heading3"/>
       </w:pPr>
       <w:r>
-        <w:t>pendingEditorFolder - lines 48-57</w:t>
+        <w:t>pendingEditorFolder (builder-rich-future-sections.js, lines 48-57)</w:t>
       </w:r>
     </w:p>
-    <w:tbl>
-      <w:tblPr>
-        <w:tblW w:type="auto" w:w="0"/>
-        <w:jc w:val="center"/>
-        <w:tblLayout w:type="fixed"/>
-        <w:tblLook w:firstColumn="1" w:firstRow="1" w:lastColumn="0" w:lastRow="0" w:noHBand="0" w:noVBand="1" w:val="04A0"/>
-      </w:tblPr>
-      <w:tblGrid>
-        <w:gridCol w:w="2232"/>
-        <w:gridCol w:w="7128"/>
-      </w:tblGrid>
-      <w:tr>
-        <w:tc>
-          <w:tcPr>
-            <w:tcW w:type="dxa" w:w="5184"/>
-            <w:vAlign w:val="center"/>
-            <w:shd w:fill="E8EEF5"/>
-          </w:tcPr>
-          <w:p>
-            <w:r/>
-            <w:r>
-              <w:rPr>
-                <w:rFonts w:ascii="Calibri" w:hAnsi="Calibri"/>
-                <w:b/>
-                <w:sz w:val="18"/>
-              </w:rPr>
-              <w:t>Item</w:t>
-            </w:r>
-          </w:p>
-        </w:tc>
-        <w:tc>
-          <w:tcPr>
-            <w:tcW w:type="dxa" w:w="5184"/>
-            <w:vAlign w:val="center"/>
-            <w:shd w:fill="E8EEF5"/>
-          </w:tcPr>
-          <w:p>
-            <w:r/>
-            <w:r>
-              <w:rPr>
-                <w:rFonts w:ascii="Calibri" w:hAnsi="Calibri"/>
-                <w:b/>
-                <w:sz w:val="18"/>
-              </w:rPr>
-              <w:t>Explanation</w:t>
-            </w:r>
-          </w:p>
-        </w:tc>
-      </w:tr>
-      <w:tr>
-        <w:tc>
-          <w:tcPr>
-            <w:tcW w:type="dxa" w:w="2232"/>
-            <w:vAlign w:val="center"/>
-          </w:tcPr>
-          <w:p>
-            <w:r/>
-            <w:r>
-              <w:rPr>
-                <w:rFonts w:ascii="Calibri" w:hAnsi="Calibri"/>
-                <w:b/>
-                <w:sz w:val="18"/>
-              </w:rPr>
-              <w:t>Source location</w:t>
-            </w:r>
-          </w:p>
-        </w:tc>
-        <w:tc>
-          <w:tcPr>
-            <w:tcW w:type="dxa" w:w="7128"/>
-            <w:vAlign w:val="center"/>
-          </w:tcPr>
-          <w:p>
-            <w:r/>
-            <w:r>
-              <w:rPr>
-                <w:rFonts w:ascii="Calibri" w:hAnsi="Calibri"/>
-                <w:b w:val="0"/>
-                <w:sz w:val="18"/>
-              </w:rPr>
-              <w:t>Lines 48-57 (10 source lines).</w:t>
-            </w:r>
-          </w:p>
-        </w:tc>
-      </w:tr>
-      <w:tr>
-        <w:tc>
-          <w:tcPr>
-            <w:tcW w:type="dxa" w:w="2232"/>
-            <w:vAlign w:val="center"/>
-          </w:tcPr>
-          <w:p>
-            <w:r/>
-            <w:r>
-              <w:rPr>
-                <w:rFonts w:ascii="Calibri" w:hAnsi="Calibri"/>
-                <w:b/>
-                <w:sz w:val="18"/>
-              </w:rPr>
-              <w:t>Purpose</w:t>
-            </w:r>
-          </w:p>
-        </w:tc>
-        <w:tc>
-          <w:tcPr>
-            <w:tcW w:type="dxa" w:w="7128"/>
-            <w:vAlign w:val="center"/>
-          </w:tcPr>
-          <w:p>
-            <w:r/>
-            <w:r>
-              <w:rPr>
-                <w:rFonts w:ascii="Calibri" w:hAnsi="Calibri"/>
-                <w:b w:val="0"/>
-                <w:sz w:val="18"/>
-              </w:rPr>
-              <w:t>Named function in the repository. Inspect the surrounding lines to learn its exact inputs and outputs.</w:t>
-            </w:r>
-          </w:p>
-        </w:tc>
-      </w:tr>
-      <w:tr>
-        <w:tc>
-          <w:tcPr>
-            <w:tcW w:type="dxa" w:w="2232"/>
-            <w:vAlign w:val="center"/>
-          </w:tcPr>
-          <w:p>
-            <w:r/>
-            <w:r>
-              <w:rPr>
-                <w:rFonts w:ascii="Calibri" w:hAnsi="Calibri"/>
-                <w:b/>
-                <w:sz w:val="18"/>
-              </w:rPr>
-              <w:t>Declaration</w:t>
-            </w:r>
-          </w:p>
-        </w:tc>
-        <w:tc>
-          <w:tcPr>
-            <w:tcW w:type="dxa" w:w="7128"/>
-            <w:vAlign w:val="center"/>
-          </w:tcPr>
-          <w:p>
-            <w:r/>
-            <w:r>
-              <w:rPr>
-                <w:rFonts w:ascii="Calibri" w:hAnsi="Calibri"/>
-                <w:b w:val="0"/>
-                <w:sz w:val="18"/>
-              </w:rPr>
-              <w:t>function pendingEditorFolder(editor = pendingEditor) {</w:t>
-            </w:r>
-          </w:p>
-        </w:tc>
-      </w:tr>
-      <w:tr>
-        <w:tc>
-          <w:tcPr>
-            <w:tcW w:type="dxa" w:w="2232"/>
-            <w:vAlign w:val="center"/>
-          </w:tcPr>
-          <w:p>
-            <w:r/>
-            <w:r>
-              <w:rPr>
-                <w:rFonts w:ascii="Calibri" w:hAnsi="Calibri"/>
-                <w:b/>
-                <w:sz w:val="18"/>
-              </w:rPr>
-              <w:t>Touches</w:t>
-            </w:r>
-          </w:p>
-        </w:tc>
-        <w:tc>
-          <w:tcPr>
-            <w:tcW w:type="dxa" w:w="7128"/>
-            <w:vAlign w:val="center"/>
-          </w:tcPr>
-          <w:p>
-            <w:r/>
-            <w:r>
-              <w:rPr>
-                <w:rFonts w:ascii="Calibri" w:hAnsi="Calibri"/>
-                <w:b w:val="0"/>
-                <w:sz w:val="18"/>
-              </w:rPr>
-              <w:t>Mostly local calculations or local UI state.</w:t>
-            </w:r>
-          </w:p>
-        </w:tc>
-      </w:tr>
-      <w:tr>
-        <w:tc>
-          <w:tcPr>
-            <w:tcW w:type="dxa" w:w="2232"/>
-            <w:vAlign w:val="center"/>
-          </w:tcPr>
-          <w:p>
-            <w:r/>
-            <w:r>
-              <w:rPr>
-                <w:rFonts w:ascii="Calibri" w:hAnsi="Calibri"/>
-                <w:b/>
-                <w:sz w:val="18"/>
-              </w:rPr>
-              <w:t>Calls detected</w:t>
-            </w:r>
-          </w:p>
-        </w:tc>
-        <w:tc>
-          <w:tcPr>
-            <w:tcW w:type="dxa" w:w="7128"/>
-            <w:vAlign w:val="center"/>
-          </w:tcPr>
-          <w:p>
-            <w:r/>
-            <w:r>
-              <w:rPr>
-                <w:rFonts w:ascii="Calibri" w:hAnsi="Calibri"/>
-                <w:b w:val="0"/>
-                <w:sz w:val="18"/>
-              </w:rPr>
-              <w:t>slugify</w:t>
-            </w:r>
-          </w:p>
-        </w:tc>
-      </w:tr>
-      <w:tr>
-        <w:tc>
-          <w:tcPr>
-            <w:tcW w:type="dxa" w:w="2232"/>
-            <w:vAlign w:val="center"/>
-          </w:tcPr>
-          <w:p>
-            <w:r/>
-            <w:r>
-              <w:rPr>
-                <w:rFonts w:ascii="Calibri" w:hAnsi="Calibri"/>
-                <w:b/>
-                <w:sz w:val="18"/>
-              </w:rPr>
-              <w:t>API endpoints</w:t>
-            </w:r>
-          </w:p>
-        </w:tc>
-        <w:tc>
-          <w:tcPr>
-            <w:tcW w:type="dxa" w:w="7128"/>
-            <w:vAlign w:val="center"/>
-          </w:tcPr>
-          <w:p>
-            <w:r/>
-            <w:r>
-              <w:rPr>
-                <w:rFonts w:ascii="Calibri" w:hAnsi="Calibri"/>
-                <w:b w:val="0"/>
-                <w:sz w:val="18"/>
-              </w:rPr>
-              <w:t>None detected inside this function body.</w:t>
-            </w:r>
-          </w:p>
-        </w:tc>
-      </w:tr>
-      <w:tr>
-        <w:tc>
-          <w:tcPr>
-            <w:tcW w:type="dxa" w:w="2232"/>
-            <w:vAlign w:val="center"/>
-          </w:tcPr>
-          <w:p>
-            <w:r/>
-            <w:r>
-              <w:rPr>
-                <w:rFonts w:ascii="Calibri" w:hAnsi="Calibri"/>
-                <w:b/>
-                <w:sz w:val="18"/>
-              </w:rPr>
-              <w:t>Storage keys</w:t>
-            </w:r>
-          </w:p>
-        </w:tc>
-        <w:tc>
-          <w:tcPr>
-            <w:tcW w:type="dxa" w:w="7128"/>
-            <w:vAlign w:val="center"/>
-          </w:tcPr>
-          <w:p>
-            <w:r/>
-            <w:r>
-              <w:rPr>
-                <w:rFonts w:ascii="Calibri" w:hAnsi="Calibri"/>
-                <w:b w:val="0"/>
-                <w:sz w:val="18"/>
-              </w:rPr>
-              <w:t>No local/session storage keys detected.</w:t>
-            </w:r>
-          </w:p>
-        </w:tc>
-      </w:tr>
-      <w:tr>
-        <w:tc>
-          <w:tcPr>
-            <w:tcW w:type="dxa" w:w="2232"/>
-            <w:vAlign w:val="center"/>
-          </w:tcPr>
-          <w:p>
-            <w:r/>
-            <w:r>
-              <w:rPr>
-                <w:rFonts w:ascii="Calibri" w:hAnsi="Calibri"/>
-                <w:b/>
-                <w:sz w:val="18"/>
-              </w:rPr>
-              <w:t>Async/return clues</w:t>
-            </w:r>
-          </w:p>
-        </w:tc>
-        <w:tc>
-          <w:tcPr>
-            <w:tcW w:type="dxa" w:w="7128"/>
-            <w:vAlign w:val="center"/>
-          </w:tcPr>
-          <w:p>
-            <w:r/>
-            <w:r>
-              <w:rPr>
-                <w:rFonts w:ascii="Calibri" w:hAnsi="Calibri"/>
-                <w:b w:val="0"/>
-                <w:sz w:val="18"/>
-              </w:rPr>
-              <w:t>0 await expression(s), 4 return statement(s).</w:t>
-            </w:r>
-          </w:p>
-        </w:tc>
-      </w:tr>
-      <w:tr>
-        <w:tc>
-          <w:tcPr>
-            <w:tcW w:type="dxa" w:w="2232"/>
-            <w:vAlign w:val="center"/>
-          </w:tcPr>
-          <w:p>
-            <w:r/>
-            <w:r>
-              <w:rPr>
-                <w:rFonts w:ascii="Calibri" w:hAnsi="Calibri"/>
-                <w:b/>
-                <w:sz w:val="18"/>
-              </w:rPr>
-              <w:t>Debug approach</w:t>
-            </w:r>
-          </w:p>
-        </w:tc>
-        <w:tc>
-          <w:tcPr>
-            <w:tcW w:type="dxa" w:w="7128"/>
-            <w:vAlign w:val="center"/>
-          </w:tcPr>
-          <w:p>
-            <w:r/>
-            <w:r>
-              <w:rPr>
-                <w:rFonts w:ascii="Calibri" w:hAnsi="Calibri"/>
-                <w:b w:val="0"/>
-                <w:sz w:val="18"/>
-              </w:rPr>
-              <w:t>Trigger the user action that reaches this function, inspect inputs/state before the function, then inspect the returned value, DOM update, file write, process output, or API response after it runs.</w:t>
-            </w:r>
-          </w:p>
-        </w:tc>
-      </w:tr>
-    </w:tbl>
     <w:p>
       <w:r>
-        <w:t>Source excerpt:</w:t>
+        <w:t>pendingEditorFolder named function in the repository. inspect the surrounding lines to learn its exact inputs and outputs. In this file, it appears around lines 48-57 and is part of the repository root. usually an entry file, app config, public website file, package manifest, or top-level documentation.</w:t>
+      </w:r>
+    </w:p>
+    <w:p>
+      <w:r>
+        <w:t>This function is needed so builder-rich-future-sections.js can keep that responsibility in one named place instead of scattering it through unrelated event handlers or route code.</w:t>
+      </w:r>
+    </w:p>
+    <w:p>
+      <w:r>
+        <w:t>It calls or references slugify. Endpoint references found inside it are no direct /api endpoint strings detected. Browser storage keys found inside it are no local/session storage keys detected.</w:t>
+      </w:r>
+    </w:p>
+    <w:p>
+      <w:r>
+        <w:t>It has 4 return statement(s). The most important visible returns are: line 49: if (!editor) return "custom-overview";; line 51: return `custom-${slugify(editor.sectionId || "section")}-overview`;; line 54: return `custom-${slugify(editor.sectionId || "section")}-subsection`;; line 56: return "custom-overview";.</w:t>
+      </w:r>
+    </w:p>
+    <w:p>
+      <w:r>
+        <w:t>No major local variable declarations were detected in the extracted function body.</w:t>
+      </w:r>
+    </w:p>
+    <w:p>
+      <w:r>
+        <w:t>Relevant source excerpt:</w:t>
       </w:r>
     </w:p>
     <w:p>
@@ -4396,386 +3000,37 @@
         <w:pStyle w:val="Heading3"/>
       </w:pPr>
       <w:r>
-        <w:t>pendingEditorRichBlocks - lines 62-65</w:t>
+        <w:t>pendingEditorRichBlocks (builder-rich-future-sections.js, lines 62-65)</w:t>
       </w:r>
     </w:p>
-    <w:tbl>
-      <w:tblPr>
-        <w:tblW w:type="auto" w:w="0"/>
-        <w:jc w:val="center"/>
-        <w:tblLayout w:type="fixed"/>
-        <w:tblLook w:firstColumn="1" w:firstRow="1" w:lastColumn="0" w:lastRow="0" w:noHBand="0" w:noVBand="1" w:val="04A0"/>
-      </w:tblPr>
-      <w:tblGrid>
-        <w:gridCol w:w="2232"/>
-        <w:gridCol w:w="7128"/>
-      </w:tblGrid>
-      <w:tr>
-        <w:tc>
-          <w:tcPr>
-            <w:tcW w:type="dxa" w:w="5184"/>
-            <w:vAlign w:val="center"/>
-            <w:shd w:fill="E8EEF5"/>
-          </w:tcPr>
-          <w:p>
-            <w:r/>
-            <w:r>
-              <w:rPr>
-                <w:rFonts w:ascii="Calibri" w:hAnsi="Calibri"/>
-                <w:b/>
-                <w:sz w:val="18"/>
-              </w:rPr>
-              <w:t>Item</w:t>
-            </w:r>
-          </w:p>
-        </w:tc>
-        <w:tc>
-          <w:tcPr>
-            <w:tcW w:type="dxa" w:w="5184"/>
-            <w:vAlign w:val="center"/>
-            <w:shd w:fill="E8EEF5"/>
-          </w:tcPr>
-          <w:p>
-            <w:r/>
-            <w:r>
-              <w:rPr>
-                <w:rFonts w:ascii="Calibri" w:hAnsi="Calibri"/>
-                <w:b/>
-                <w:sz w:val="18"/>
-              </w:rPr>
-              <w:t>Explanation</w:t>
-            </w:r>
-          </w:p>
-        </w:tc>
-      </w:tr>
-      <w:tr>
-        <w:tc>
-          <w:tcPr>
-            <w:tcW w:type="dxa" w:w="2232"/>
-            <w:vAlign w:val="center"/>
-          </w:tcPr>
-          <w:p>
-            <w:r/>
-            <w:r>
-              <w:rPr>
-                <w:rFonts w:ascii="Calibri" w:hAnsi="Calibri"/>
-                <w:b/>
-                <w:sz w:val="18"/>
-              </w:rPr>
-              <w:t>Source location</w:t>
-            </w:r>
-          </w:p>
-        </w:tc>
-        <w:tc>
-          <w:tcPr>
-            <w:tcW w:type="dxa" w:w="7128"/>
-            <w:vAlign w:val="center"/>
-          </w:tcPr>
-          <w:p>
-            <w:r/>
-            <w:r>
-              <w:rPr>
-                <w:rFonts w:ascii="Calibri" w:hAnsi="Calibri"/>
-                <w:b w:val="0"/>
-                <w:sz w:val="18"/>
-              </w:rPr>
-              <w:t>Lines 62-65 (4 source lines).</w:t>
-            </w:r>
-          </w:p>
-        </w:tc>
-      </w:tr>
-      <w:tr>
-        <w:tc>
-          <w:tcPr>
-            <w:tcW w:type="dxa" w:w="2232"/>
-            <w:vAlign w:val="center"/>
-          </w:tcPr>
-          <w:p>
-            <w:r/>
-            <w:r>
-              <w:rPr>
-                <w:rFonts w:ascii="Calibri" w:hAnsi="Calibri"/>
-                <w:b/>
-                <w:sz w:val="18"/>
-              </w:rPr>
-              <w:t>Purpose</w:t>
-            </w:r>
-          </w:p>
-        </w:tc>
-        <w:tc>
-          <w:tcPr>
-            <w:tcW w:type="dxa" w:w="7128"/>
-            <w:vAlign w:val="center"/>
-          </w:tcPr>
-          <w:p>
-            <w:r/>
-            <w:r>
-              <w:rPr>
-                <w:rFonts w:ascii="Calibri" w:hAnsi="Calibri"/>
-                <w:b w:val="0"/>
-                <w:sz w:val="18"/>
-              </w:rPr>
-              <w:t>Named function in the repository. Inspect the surrounding lines to learn its exact inputs and outputs.</w:t>
-            </w:r>
-          </w:p>
-        </w:tc>
-      </w:tr>
-      <w:tr>
-        <w:tc>
-          <w:tcPr>
-            <w:tcW w:type="dxa" w:w="2232"/>
-            <w:vAlign w:val="center"/>
-          </w:tcPr>
-          <w:p>
-            <w:r/>
-            <w:r>
-              <w:rPr>
-                <w:rFonts w:ascii="Calibri" w:hAnsi="Calibri"/>
-                <w:b/>
-                <w:sz w:val="18"/>
-              </w:rPr>
-              <w:t>Declaration</w:t>
-            </w:r>
-          </w:p>
-        </w:tc>
-        <w:tc>
-          <w:tcPr>
-            <w:tcW w:type="dxa" w:w="7128"/>
-            <w:vAlign w:val="center"/>
-          </w:tcPr>
-          <w:p>
-            <w:r/>
-            <w:r>
-              <w:rPr>
-                <w:rFonts w:ascii="Calibri" w:hAnsi="Calibri"/>
-                <w:b w:val="0"/>
-                <w:sz w:val="18"/>
-              </w:rPr>
-              <w:t>function pendingEditorRichBlocks(editor = pendingEditor) {</w:t>
-            </w:r>
-          </w:p>
-        </w:tc>
-      </w:tr>
-      <w:tr>
-        <w:tc>
-          <w:tcPr>
-            <w:tcW w:type="dxa" w:w="2232"/>
-            <w:vAlign w:val="center"/>
-          </w:tcPr>
-          <w:p>
-            <w:r/>
-            <w:r>
-              <w:rPr>
-                <w:rFonts w:ascii="Calibri" w:hAnsi="Calibri"/>
-                <w:b/>
-                <w:sz w:val="18"/>
-              </w:rPr>
-              <w:t>Touches</w:t>
-            </w:r>
-          </w:p>
-        </w:tc>
-        <w:tc>
-          <w:tcPr>
-            <w:tcW w:type="dxa" w:w="7128"/>
-            <w:vAlign w:val="center"/>
-          </w:tcPr>
-          <w:p>
-            <w:r/>
-            <w:r>
-              <w:rPr>
-                <w:rFonts w:ascii="Calibri" w:hAnsi="Calibri"/>
-                <w:b w:val="0"/>
-                <w:sz w:val="18"/>
-              </w:rPr>
-              <w:t>Mostly local calculations or local UI state.</w:t>
-            </w:r>
-          </w:p>
-        </w:tc>
-      </w:tr>
-      <w:tr>
-        <w:tc>
-          <w:tcPr>
-            <w:tcW w:type="dxa" w:w="2232"/>
-            <w:vAlign w:val="center"/>
-          </w:tcPr>
-          <w:p>
-            <w:r/>
-            <w:r>
-              <w:rPr>
-                <w:rFonts w:ascii="Calibri" w:hAnsi="Calibri"/>
-                <w:b/>
-                <w:sz w:val="18"/>
-              </w:rPr>
-              <w:t>Calls detected</w:t>
-            </w:r>
-          </w:p>
-        </w:tc>
-        <w:tc>
-          <w:tcPr>
-            <w:tcW w:type="dxa" w:w="7128"/>
-            <w:vAlign w:val="center"/>
-          </w:tcPr>
-          <w:p>
-            <w:r/>
-            <w:r>
-              <w:rPr>
-                <w:rFonts w:ascii="Calibri" w:hAnsi="Calibri"/>
-                <w:b w:val="0"/>
-                <w:sz w:val="18"/>
-              </w:rPr>
-              <w:t>textBlocksFromPlainText, richBlocksFromValue</w:t>
-            </w:r>
-          </w:p>
-        </w:tc>
-      </w:tr>
-      <w:tr>
-        <w:tc>
-          <w:tcPr>
-            <w:tcW w:type="dxa" w:w="2232"/>
-            <w:vAlign w:val="center"/>
-          </w:tcPr>
-          <w:p>
-            <w:r/>
-            <w:r>
-              <w:rPr>
-                <w:rFonts w:ascii="Calibri" w:hAnsi="Calibri"/>
-                <w:b/>
-                <w:sz w:val="18"/>
-              </w:rPr>
-              <w:t>API endpoints</w:t>
-            </w:r>
-          </w:p>
-        </w:tc>
-        <w:tc>
-          <w:tcPr>
-            <w:tcW w:type="dxa" w:w="7128"/>
-            <w:vAlign w:val="center"/>
-          </w:tcPr>
-          <w:p>
-            <w:r/>
-            <w:r>
-              <w:rPr>
-                <w:rFonts w:ascii="Calibri" w:hAnsi="Calibri"/>
-                <w:b w:val="0"/>
-                <w:sz w:val="18"/>
-              </w:rPr>
-              <w:t>None detected inside this function body.</w:t>
-            </w:r>
-          </w:p>
-        </w:tc>
-      </w:tr>
-      <w:tr>
-        <w:tc>
-          <w:tcPr>
-            <w:tcW w:type="dxa" w:w="2232"/>
-            <w:vAlign w:val="center"/>
-          </w:tcPr>
-          <w:p>
-            <w:r/>
-            <w:r>
-              <w:rPr>
-                <w:rFonts w:ascii="Calibri" w:hAnsi="Calibri"/>
-                <w:b/>
-                <w:sz w:val="18"/>
-              </w:rPr>
-              <w:t>Storage keys</w:t>
-            </w:r>
-          </w:p>
-        </w:tc>
-        <w:tc>
-          <w:tcPr>
-            <w:tcW w:type="dxa" w:w="7128"/>
-            <w:vAlign w:val="center"/>
-          </w:tcPr>
-          <w:p>
-            <w:r/>
-            <w:r>
-              <w:rPr>
-                <w:rFonts w:ascii="Calibri" w:hAnsi="Calibri"/>
-                <w:b w:val="0"/>
-                <w:sz w:val="18"/>
-              </w:rPr>
-              <w:t>No local/session storage keys detected.</w:t>
-            </w:r>
-          </w:p>
-        </w:tc>
-      </w:tr>
-      <w:tr>
-        <w:tc>
-          <w:tcPr>
-            <w:tcW w:type="dxa" w:w="2232"/>
-            <w:vAlign w:val="center"/>
-          </w:tcPr>
-          <w:p>
-            <w:r/>
-            <w:r>
-              <w:rPr>
-                <w:rFonts w:ascii="Calibri" w:hAnsi="Calibri"/>
-                <w:b/>
-                <w:sz w:val="18"/>
-              </w:rPr>
-              <w:t>Async/return clues</w:t>
-            </w:r>
-          </w:p>
-        </w:tc>
-        <w:tc>
-          <w:tcPr>
-            <w:tcW w:type="dxa" w:w="7128"/>
-            <w:vAlign w:val="center"/>
-          </w:tcPr>
-          <w:p>
-            <w:r/>
-            <w:r>
-              <w:rPr>
-                <w:rFonts w:ascii="Calibri" w:hAnsi="Calibri"/>
-                <w:b w:val="0"/>
-                <w:sz w:val="18"/>
-              </w:rPr>
-              <w:t>0 await expression(s), 2 return statement(s).</w:t>
-            </w:r>
-          </w:p>
-        </w:tc>
-      </w:tr>
-      <w:tr>
-        <w:tc>
-          <w:tcPr>
-            <w:tcW w:type="dxa" w:w="2232"/>
-            <w:vAlign w:val="center"/>
-          </w:tcPr>
-          <w:p>
-            <w:r/>
-            <w:r>
-              <w:rPr>
-                <w:rFonts w:ascii="Calibri" w:hAnsi="Calibri"/>
-                <w:b/>
-                <w:sz w:val="18"/>
-              </w:rPr>
-              <w:t>Debug approach</w:t>
-            </w:r>
-          </w:p>
-        </w:tc>
-        <w:tc>
-          <w:tcPr>
-            <w:tcW w:type="dxa" w:w="7128"/>
-            <w:vAlign w:val="center"/>
-          </w:tcPr>
-          <w:p>
-            <w:r/>
-            <w:r>
-              <w:rPr>
-                <w:rFonts w:ascii="Calibri" w:hAnsi="Calibri"/>
-                <w:b w:val="0"/>
-                <w:sz w:val="18"/>
-              </w:rPr>
-              <w:t>Trigger the user action that reaches this function, inspect inputs/state before the function, then inspect the returned value, DOM update, file write, process output, or API response after it runs.</w:t>
-            </w:r>
-          </w:p>
-        </w:tc>
-      </w:tr>
-    </w:tbl>
     <w:p>
       <w:r>
-        <w:t>Source excerpt:</w:t>
+        <w:t>pendingEditorRichBlocks named function in the repository. inspect the surrounding lines to learn its exact inputs and outputs. In this file, it appears around lines 62-65 and is part of the repository root. usually an entry file, app config, public website file, package manifest, or top-level documentation.</w:t>
+      </w:r>
+    </w:p>
+    <w:p>
+      <w:r>
+        <w:t>This function is needed so builder-rich-future-sections.js can keep that responsibility in one named place instead of scattering it through unrelated event handlers or route code.</w:t>
+      </w:r>
+    </w:p>
+    <w:p>
+      <w:r>
+        <w:t>It calls or references textBlocksFromPlainText, and richBlocksFromValue. Endpoint references found inside it are no direct /api endpoint strings detected. Browser storage keys found inside it are no local/session storage keys detected.</w:t>
+      </w:r>
+    </w:p>
+    <w:p>
+      <w:r>
+        <w:t>It has 2 return statement(s). The most important visible returns are: line 63: if (!editor) return textBlocksFromPlainText("");; line 64: return richBlocksFromValue(editor.richDescription, editor.description || "");.</w:t>
+      </w:r>
+    </w:p>
+    <w:p>
+      <w:r>
+        <w:t>No major local variable declarations were detected in the extracted function body.</w:t>
+      </w:r>
+    </w:p>
+    <w:p>
+      <w:r>
+        <w:t>Relevant source excerpt:</w:t>
       </w:r>
     </w:p>
     <w:p>
@@ -4800,386 +3055,37 @@
         <w:pStyle w:val="Heading3"/>
       </w:pPr>
       <w:r>
-        <w:t>renderPendingRichDescriptionEditor - lines 72-103</w:t>
+        <w:t>renderPendingRichDescriptionEditor (builder-rich-future-sections.js, lines 72-103)</w:t>
       </w:r>
     </w:p>
-    <w:tbl>
-      <w:tblPr>
-        <w:tblW w:type="auto" w:w="0"/>
-        <w:jc w:val="center"/>
-        <w:tblLayout w:type="fixed"/>
-        <w:tblLook w:firstColumn="1" w:firstRow="1" w:lastColumn="0" w:lastRow="0" w:noHBand="0" w:noVBand="1" w:val="04A0"/>
-      </w:tblPr>
-      <w:tblGrid>
-        <w:gridCol w:w="2232"/>
-        <w:gridCol w:w="7128"/>
-      </w:tblGrid>
-      <w:tr>
-        <w:tc>
-          <w:tcPr>
-            <w:tcW w:type="dxa" w:w="5184"/>
-            <w:vAlign w:val="center"/>
-            <w:shd w:fill="E8EEF5"/>
-          </w:tcPr>
-          <w:p>
-            <w:r/>
-            <w:r>
-              <w:rPr>
-                <w:rFonts w:ascii="Calibri" w:hAnsi="Calibri"/>
-                <w:b/>
-                <w:sz w:val="18"/>
-              </w:rPr>
-              <w:t>Item</w:t>
-            </w:r>
-          </w:p>
-        </w:tc>
-        <w:tc>
-          <w:tcPr>
-            <w:tcW w:type="dxa" w:w="5184"/>
-            <w:vAlign w:val="center"/>
-            <w:shd w:fill="E8EEF5"/>
-          </w:tcPr>
-          <w:p>
-            <w:r/>
-            <w:r>
-              <w:rPr>
-                <w:rFonts w:ascii="Calibri" w:hAnsi="Calibri"/>
-                <w:b/>
-                <w:sz w:val="18"/>
-              </w:rPr>
-              <w:t>Explanation</w:t>
-            </w:r>
-          </w:p>
-        </w:tc>
-      </w:tr>
-      <w:tr>
-        <w:tc>
-          <w:tcPr>
-            <w:tcW w:type="dxa" w:w="2232"/>
-            <w:vAlign w:val="center"/>
-          </w:tcPr>
-          <w:p>
-            <w:r/>
-            <w:r>
-              <w:rPr>
-                <w:rFonts w:ascii="Calibri" w:hAnsi="Calibri"/>
-                <w:b/>
-                <w:sz w:val="18"/>
-              </w:rPr>
-              <w:t>Source location</w:t>
-            </w:r>
-          </w:p>
-        </w:tc>
-        <w:tc>
-          <w:tcPr>
-            <w:tcW w:type="dxa" w:w="7128"/>
-            <w:vAlign w:val="center"/>
-          </w:tcPr>
-          <w:p>
-            <w:r/>
-            <w:r>
-              <w:rPr>
-                <w:rFonts w:ascii="Calibri" w:hAnsi="Calibri"/>
-                <w:b w:val="0"/>
-                <w:sz w:val="18"/>
-              </w:rPr>
-              <w:t>Lines 72-103 (32 source lines).</w:t>
-            </w:r>
-          </w:p>
-        </w:tc>
-      </w:tr>
-      <w:tr>
-        <w:tc>
-          <w:tcPr>
-            <w:tcW w:type="dxa" w:w="2232"/>
-            <w:vAlign w:val="center"/>
-          </w:tcPr>
-          <w:p>
-            <w:r/>
-            <w:r>
-              <w:rPr>
-                <w:rFonts w:ascii="Calibri" w:hAnsi="Calibri"/>
-                <w:b/>
-                <w:sz w:val="18"/>
-              </w:rPr>
-              <w:t>Purpose</w:t>
-            </w:r>
-          </w:p>
-        </w:tc>
-        <w:tc>
-          <w:tcPr>
-            <w:tcW w:type="dxa" w:w="7128"/>
-            <w:vAlign w:val="center"/>
-          </w:tcPr>
-          <w:p>
-            <w:r/>
-            <w:r>
-              <w:rPr>
-                <w:rFonts w:ascii="Calibri" w:hAnsi="Calibri"/>
-                <w:b w:val="0"/>
-                <w:sz w:val="18"/>
-              </w:rPr>
-              <w:t>Renders UI, markup, or display output.</w:t>
-            </w:r>
-          </w:p>
-        </w:tc>
-      </w:tr>
-      <w:tr>
-        <w:tc>
-          <w:tcPr>
-            <w:tcW w:type="dxa" w:w="2232"/>
-            <w:vAlign w:val="center"/>
-          </w:tcPr>
-          <w:p>
-            <w:r/>
-            <w:r>
-              <w:rPr>
-                <w:rFonts w:ascii="Calibri" w:hAnsi="Calibri"/>
-                <w:b/>
-                <w:sz w:val="18"/>
-              </w:rPr>
-              <w:t>Declaration</w:t>
-            </w:r>
-          </w:p>
-        </w:tc>
-        <w:tc>
-          <w:tcPr>
-            <w:tcW w:type="dxa" w:w="7128"/>
-            <w:vAlign w:val="center"/>
-          </w:tcPr>
-          <w:p>
-            <w:r/>
-            <w:r>
-              <w:rPr>
-                <w:rFonts w:ascii="Calibri" w:hAnsi="Calibri"/>
-                <w:b w:val="0"/>
-                <w:sz w:val="18"/>
-              </w:rPr>
-              <w:t>function renderPendingRichDescriptionEditor(editor = pendingEditor) {</w:t>
-            </w:r>
-          </w:p>
-        </w:tc>
-      </w:tr>
-      <w:tr>
-        <w:tc>
-          <w:tcPr>
-            <w:tcW w:type="dxa" w:w="2232"/>
-            <w:vAlign w:val="center"/>
-          </w:tcPr>
-          <w:p>
-            <w:r/>
-            <w:r>
-              <w:rPr>
-                <w:rFonts w:ascii="Calibri" w:hAnsi="Calibri"/>
-                <w:b/>
-                <w:sz w:val="18"/>
-              </w:rPr>
-              <w:t>Touches</w:t>
-            </w:r>
-          </w:p>
-        </w:tc>
-        <w:tc>
-          <w:tcPr>
-            <w:tcW w:type="dxa" w:w="7128"/>
-            <w:vAlign w:val="center"/>
-          </w:tcPr>
-          <w:p>
-            <w:r/>
-            <w:r>
-              <w:rPr>
-                <w:rFonts w:ascii="Calibri" w:hAnsi="Calibri"/>
-                <w:b w:val="0"/>
-                <w:sz w:val="18"/>
-              </w:rPr>
-              <w:t>filesystem</w:t>
-            </w:r>
-          </w:p>
-        </w:tc>
-      </w:tr>
-      <w:tr>
-        <w:tc>
-          <w:tcPr>
-            <w:tcW w:type="dxa" w:w="2232"/>
-            <w:vAlign w:val="center"/>
-          </w:tcPr>
-          <w:p>
-            <w:r/>
-            <w:r>
-              <w:rPr>
-                <w:rFonts w:ascii="Calibri" w:hAnsi="Calibri"/>
-                <w:b/>
-                <w:sz w:val="18"/>
-              </w:rPr>
-              <w:t>Calls detected</w:t>
-            </w:r>
-          </w:p>
-        </w:tc>
-        <w:tc>
-          <w:tcPr>
-            <w:tcW w:type="dxa" w:w="7128"/>
-            <w:vAlign w:val="center"/>
-          </w:tcPr>
-          <w:p>
-            <w:r/>
-            <w:r>
-              <w:rPr>
-                <w:rFonts w:ascii="Calibri" w:hAnsi="Calibri"/>
-                <w:b w:val="0"/>
-                <w:sz w:val="18"/>
-              </w:rPr>
-              <w:t>pendingEditorFolder, escapeHtml</w:t>
-            </w:r>
-          </w:p>
-        </w:tc>
-      </w:tr>
-      <w:tr>
-        <w:tc>
-          <w:tcPr>
-            <w:tcW w:type="dxa" w:w="2232"/>
-            <w:vAlign w:val="center"/>
-          </w:tcPr>
-          <w:p>
-            <w:r/>
-            <w:r>
-              <w:rPr>
-                <w:rFonts w:ascii="Calibri" w:hAnsi="Calibri"/>
-                <w:b/>
-                <w:sz w:val="18"/>
-              </w:rPr>
-              <w:t>API endpoints</w:t>
-            </w:r>
-          </w:p>
-        </w:tc>
-        <w:tc>
-          <w:tcPr>
-            <w:tcW w:type="dxa" w:w="7128"/>
-            <w:vAlign w:val="center"/>
-          </w:tcPr>
-          <w:p>
-            <w:r/>
-            <w:r>
-              <w:rPr>
-                <w:rFonts w:ascii="Calibri" w:hAnsi="Calibri"/>
-                <w:b w:val="0"/>
-                <w:sz w:val="18"/>
-              </w:rPr>
-              <w:t>None detected inside this function body.</w:t>
-            </w:r>
-          </w:p>
-        </w:tc>
-      </w:tr>
-      <w:tr>
-        <w:tc>
-          <w:tcPr>
-            <w:tcW w:type="dxa" w:w="2232"/>
-            <w:vAlign w:val="center"/>
-          </w:tcPr>
-          <w:p>
-            <w:r/>
-            <w:r>
-              <w:rPr>
-                <w:rFonts w:ascii="Calibri" w:hAnsi="Calibri"/>
-                <w:b/>
-                <w:sz w:val="18"/>
-              </w:rPr>
-              <w:t>Storage keys</w:t>
-            </w:r>
-          </w:p>
-        </w:tc>
-        <w:tc>
-          <w:tcPr>
-            <w:tcW w:type="dxa" w:w="7128"/>
-            <w:vAlign w:val="center"/>
-          </w:tcPr>
-          <w:p>
-            <w:r/>
-            <w:r>
-              <w:rPr>
-                <w:rFonts w:ascii="Calibri" w:hAnsi="Calibri"/>
-                <w:b w:val="0"/>
-                <w:sz w:val="18"/>
-              </w:rPr>
-              <w:t>No local/session storage keys detected.</w:t>
-            </w:r>
-          </w:p>
-        </w:tc>
-      </w:tr>
-      <w:tr>
-        <w:tc>
-          <w:tcPr>
-            <w:tcW w:type="dxa" w:w="2232"/>
-            <w:vAlign w:val="center"/>
-          </w:tcPr>
-          <w:p>
-            <w:r/>
-            <w:r>
-              <w:rPr>
-                <w:rFonts w:ascii="Calibri" w:hAnsi="Calibri"/>
-                <w:b/>
-                <w:sz w:val="18"/>
-              </w:rPr>
-              <w:t>Async/return clues</w:t>
-            </w:r>
-          </w:p>
-        </w:tc>
-        <w:tc>
-          <w:tcPr>
-            <w:tcW w:type="dxa" w:w="7128"/>
-            <w:vAlign w:val="center"/>
-          </w:tcPr>
-          <w:p>
-            <w:r/>
-            <w:r>
-              <w:rPr>
-                <w:rFonts w:ascii="Calibri" w:hAnsi="Calibri"/>
-                <w:b w:val="0"/>
-                <w:sz w:val="18"/>
-              </w:rPr>
-              <w:t>0 await expression(s), 1 return statement(s).</w:t>
-            </w:r>
-          </w:p>
-        </w:tc>
-      </w:tr>
-      <w:tr>
-        <w:tc>
-          <w:tcPr>
-            <w:tcW w:type="dxa" w:w="2232"/>
-            <w:vAlign w:val="center"/>
-          </w:tcPr>
-          <w:p>
-            <w:r/>
-            <w:r>
-              <w:rPr>
-                <w:rFonts w:ascii="Calibri" w:hAnsi="Calibri"/>
-                <w:b/>
-                <w:sz w:val="18"/>
-              </w:rPr>
-              <w:t>Debug approach</w:t>
-            </w:r>
-          </w:p>
-        </w:tc>
-        <w:tc>
-          <w:tcPr>
-            <w:tcW w:type="dxa" w:w="7128"/>
-            <w:vAlign w:val="center"/>
-          </w:tcPr>
-          <w:p>
-            <w:r/>
-            <w:r>
-              <w:rPr>
-                <w:rFonts w:ascii="Calibri" w:hAnsi="Calibri"/>
-                <w:b w:val="0"/>
-                <w:sz w:val="18"/>
-              </w:rPr>
-              <w:t>Trigger the user action that reaches this function, inspect inputs/state before the function, then inspect the returned value, DOM update, file write, process output, or API response after it runs.</w:t>
-            </w:r>
-          </w:p>
-        </w:tc>
-      </w:tr>
-    </w:tbl>
     <w:p>
       <w:r>
-        <w:t>Source excerpt:</w:t>
+        <w:t>renderPendingRichDescriptionEditor renders ui, markup, or display output. In this file, it appears around lines 72-103 and is part of the repository root. usually an entry file, app config, public website file, package manifest, or top-level documentation.</w:t>
+      </w:r>
+    </w:p>
+    <w:p>
+      <w:r>
+        <w:t>This function is needed so builder-rich-future-sections.js can keep that responsibility in one named place instead of scattering it through unrelated event handlers or route code.</w:t>
+      </w:r>
+    </w:p>
+    <w:p>
+      <w:r>
+        <w:t>It calls or references pendingEditorFolder, and escapeHtml. Endpoint references found inside it are no direct /api endpoint strings detected. Browser storage keys found inside it are no local/session storage keys detected.</w:t>
+      </w:r>
+    </w:p>
+    <w:p>
+      <w:r>
+        <w:t>It has 1 return statement(s). The most important visible returns are: line 75: return `.</w:t>
+      </w:r>
+    </w:p>
+    <w:p>
+      <w:r>
+        <w:t>Important local values include label at line 73; folder at line 74. These variables show what the function is assembling, checking, or handing to another layer.</w:t>
+      </w:r>
+    </w:p>
+    <w:p>
+      <w:r>
+        <w:t>Relevant source excerpt:</w:t>
       </w:r>
     </w:p>
     <w:p>
@@ -5260,386 +3166,37 @@
         <w:pStyle w:val="Heading3"/>
       </w:pPr>
       <w:r>
-        <w:t>section - lines 208-209</w:t>
+        <w:t>section (builder-rich-future-sections.js, lines 208-209)</w:t>
       </w:r>
     </w:p>
-    <w:tbl>
-      <w:tblPr>
-        <w:tblW w:type="auto" w:w="0"/>
-        <w:jc w:val="center"/>
-        <w:tblLayout w:type="fixed"/>
-        <w:tblLook w:firstColumn="1" w:firstRow="1" w:lastColumn="0" w:lastRow="0" w:noHBand="0" w:noVBand="1" w:val="04A0"/>
-      </w:tblPr>
-      <w:tblGrid>
-        <w:gridCol w:w="2232"/>
-        <w:gridCol w:w="7128"/>
-      </w:tblGrid>
-      <w:tr>
-        <w:tc>
-          <w:tcPr>
-            <w:tcW w:type="dxa" w:w="5184"/>
-            <w:vAlign w:val="center"/>
-            <w:shd w:fill="E8EEF5"/>
-          </w:tcPr>
-          <w:p>
-            <w:r/>
-            <w:r>
-              <w:rPr>
-                <w:rFonts w:ascii="Calibri" w:hAnsi="Calibri"/>
-                <w:b/>
-                <w:sz w:val="18"/>
-              </w:rPr>
-              <w:t>Item</w:t>
-            </w:r>
-          </w:p>
-        </w:tc>
-        <w:tc>
-          <w:tcPr>
-            <w:tcW w:type="dxa" w:w="5184"/>
-            <w:vAlign w:val="center"/>
-            <w:shd w:fill="E8EEF5"/>
-          </w:tcPr>
-          <w:p>
-            <w:r/>
-            <w:r>
-              <w:rPr>
-                <w:rFonts w:ascii="Calibri" w:hAnsi="Calibri"/>
-                <w:b/>
-                <w:sz w:val="18"/>
-              </w:rPr>
-              <w:t>Explanation</w:t>
-            </w:r>
-          </w:p>
-        </w:tc>
-      </w:tr>
-      <w:tr>
-        <w:tc>
-          <w:tcPr>
-            <w:tcW w:type="dxa" w:w="2232"/>
-            <w:vAlign w:val="center"/>
-          </w:tcPr>
-          <w:p>
-            <w:r/>
-            <w:r>
-              <w:rPr>
-                <w:rFonts w:ascii="Calibri" w:hAnsi="Calibri"/>
-                <w:b/>
-                <w:sz w:val="18"/>
-              </w:rPr>
-              <w:t>Source location</w:t>
-            </w:r>
-          </w:p>
-        </w:tc>
-        <w:tc>
-          <w:tcPr>
-            <w:tcW w:type="dxa" w:w="7128"/>
-            <w:vAlign w:val="center"/>
-          </w:tcPr>
-          <w:p>
-            <w:r/>
-            <w:r>
-              <w:rPr>
-                <w:rFonts w:ascii="Calibri" w:hAnsi="Calibri"/>
-                <w:b w:val="0"/>
-                <w:sz w:val="18"/>
-              </w:rPr>
-              <w:t>Lines 208-209 (2 source lines).</w:t>
-            </w:r>
-          </w:p>
-        </w:tc>
-      </w:tr>
-      <w:tr>
-        <w:tc>
-          <w:tcPr>
-            <w:tcW w:type="dxa" w:w="2232"/>
-            <w:vAlign w:val="center"/>
-          </w:tcPr>
-          <w:p>
-            <w:r/>
-            <w:r>
-              <w:rPr>
-                <w:rFonts w:ascii="Calibri" w:hAnsi="Calibri"/>
-                <w:b/>
-                <w:sz w:val="18"/>
-              </w:rPr>
-              <w:t>Purpose</w:t>
-            </w:r>
-          </w:p>
-        </w:tc>
-        <w:tc>
-          <w:tcPr>
-            <w:tcW w:type="dxa" w:w="7128"/>
-            <w:vAlign w:val="center"/>
-          </w:tcPr>
-          <w:p>
-            <w:r/>
-            <w:r>
-              <w:rPr>
-                <w:rFonts w:ascii="Calibri" w:hAnsi="Calibri"/>
-                <w:b w:val="0"/>
-                <w:sz w:val="18"/>
-              </w:rPr>
-              <w:t>Named function in the repository. Inspect the surrounding lines to learn its exact inputs and outputs.</w:t>
-            </w:r>
-          </w:p>
-        </w:tc>
-      </w:tr>
-      <w:tr>
-        <w:tc>
-          <w:tcPr>
-            <w:tcW w:type="dxa" w:w="2232"/>
-            <w:vAlign w:val="center"/>
-          </w:tcPr>
-          <w:p>
-            <w:r/>
-            <w:r>
-              <w:rPr>
-                <w:rFonts w:ascii="Calibri" w:hAnsi="Calibri"/>
-                <w:b/>
-                <w:sz w:val="18"/>
-              </w:rPr>
-              <w:t>Declaration</w:t>
-            </w:r>
-          </w:p>
-        </w:tc>
-        <w:tc>
-          <w:tcPr>
-            <w:tcW w:type="dxa" w:w="7128"/>
-            <w:vAlign w:val="center"/>
-          </w:tcPr>
-          <w:p>
-            <w:r/>
-            <w:r>
-              <w:rPr>
-                <w:rFonts w:ascii="Calibri" w:hAnsi="Calibri"/>
-                <w:b w:val="0"/>
-                <w:sz w:val="18"/>
-              </w:rPr>
-              <w:t>const section = (project.sections || []).find((item) =&gt; item.id === button.dataset.sectionId);</w:t>
-            </w:r>
-          </w:p>
-        </w:tc>
-      </w:tr>
-      <w:tr>
-        <w:tc>
-          <w:tcPr>
-            <w:tcW w:type="dxa" w:w="2232"/>
-            <w:vAlign w:val="center"/>
-          </w:tcPr>
-          <w:p>
-            <w:r/>
-            <w:r>
-              <w:rPr>
-                <w:rFonts w:ascii="Calibri" w:hAnsi="Calibri"/>
-                <w:b/>
-                <w:sz w:val="18"/>
-              </w:rPr>
-              <w:t>Touches</w:t>
-            </w:r>
-          </w:p>
-        </w:tc>
-        <w:tc>
-          <w:tcPr>
-            <w:tcW w:type="dxa" w:w="7128"/>
-            <w:vAlign w:val="center"/>
-          </w:tcPr>
-          <w:p>
-            <w:r/>
-            <w:r>
-              <w:rPr>
-                <w:rFonts w:ascii="Calibri" w:hAnsi="Calibri"/>
-                <w:b w:val="0"/>
-                <w:sz w:val="18"/>
-              </w:rPr>
-              <w:t>browser/Electron DOM</w:t>
-            </w:r>
-          </w:p>
-        </w:tc>
-      </w:tr>
-      <w:tr>
-        <w:tc>
-          <w:tcPr>
-            <w:tcW w:type="dxa" w:w="2232"/>
-            <w:vAlign w:val="center"/>
-          </w:tcPr>
-          <w:p>
-            <w:r/>
-            <w:r>
-              <w:rPr>
-                <w:rFonts w:ascii="Calibri" w:hAnsi="Calibri"/>
-                <w:b/>
-                <w:sz w:val="18"/>
-              </w:rPr>
-              <w:t>Calls detected</w:t>
-            </w:r>
-          </w:p>
-        </w:tc>
-        <w:tc>
-          <w:tcPr>
-            <w:tcW w:type="dxa" w:w="7128"/>
-            <w:vAlign w:val="center"/>
-          </w:tcPr>
-          <w:p>
-            <w:r/>
-            <w:r>
-              <w:rPr>
-                <w:rFonts w:ascii="Calibri" w:hAnsi="Calibri"/>
-                <w:b w:val="0"/>
-                <w:sz w:val="18"/>
-              </w:rPr>
-              <w:t>find</w:t>
-            </w:r>
-          </w:p>
-        </w:tc>
-      </w:tr>
-      <w:tr>
-        <w:tc>
-          <w:tcPr>
-            <w:tcW w:type="dxa" w:w="2232"/>
-            <w:vAlign w:val="center"/>
-          </w:tcPr>
-          <w:p>
-            <w:r/>
-            <w:r>
-              <w:rPr>
-                <w:rFonts w:ascii="Calibri" w:hAnsi="Calibri"/>
-                <w:b/>
-                <w:sz w:val="18"/>
-              </w:rPr>
-              <w:t>API endpoints</w:t>
-            </w:r>
-          </w:p>
-        </w:tc>
-        <w:tc>
-          <w:tcPr>
-            <w:tcW w:type="dxa" w:w="7128"/>
-            <w:vAlign w:val="center"/>
-          </w:tcPr>
-          <w:p>
-            <w:r/>
-            <w:r>
-              <w:rPr>
-                <w:rFonts w:ascii="Calibri" w:hAnsi="Calibri"/>
-                <w:b w:val="0"/>
-                <w:sz w:val="18"/>
-              </w:rPr>
-              <w:t>None detected inside this function body.</w:t>
-            </w:r>
-          </w:p>
-        </w:tc>
-      </w:tr>
-      <w:tr>
-        <w:tc>
-          <w:tcPr>
-            <w:tcW w:type="dxa" w:w="2232"/>
-            <w:vAlign w:val="center"/>
-          </w:tcPr>
-          <w:p>
-            <w:r/>
-            <w:r>
-              <w:rPr>
-                <w:rFonts w:ascii="Calibri" w:hAnsi="Calibri"/>
-                <w:b/>
-                <w:sz w:val="18"/>
-              </w:rPr>
-              <w:t>Storage keys</w:t>
-            </w:r>
-          </w:p>
-        </w:tc>
-        <w:tc>
-          <w:tcPr>
-            <w:tcW w:type="dxa" w:w="7128"/>
-            <w:vAlign w:val="center"/>
-          </w:tcPr>
-          <w:p>
-            <w:r/>
-            <w:r>
-              <w:rPr>
-                <w:rFonts w:ascii="Calibri" w:hAnsi="Calibri"/>
-                <w:b w:val="0"/>
-                <w:sz w:val="18"/>
-              </w:rPr>
-              <w:t>No local/session storage keys detected.</w:t>
-            </w:r>
-          </w:p>
-        </w:tc>
-      </w:tr>
-      <w:tr>
-        <w:tc>
-          <w:tcPr>
-            <w:tcW w:type="dxa" w:w="2232"/>
-            <w:vAlign w:val="center"/>
-          </w:tcPr>
-          <w:p>
-            <w:r/>
-            <w:r>
-              <w:rPr>
-                <w:rFonts w:ascii="Calibri" w:hAnsi="Calibri"/>
-                <w:b/>
-                <w:sz w:val="18"/>
-              </w:rPr>
-              <w:t>Async/return clues</w:t>
-            </w:r>
-          </w:p>
-        </w:tc>
-        <w:tc>
-          <w:tcPr>
-            <w:tcW w:type="dxa" w:w="7128"/>
-            <w:vAlign w:val="center"/>
-          </w:tcPr>
-          <w:p>
-            <w:r/>
-            <w:r>
-              <w:rPr>
-                <w:rFonts w:ascii="Calibri" w:hAnsi="Calibri"/>
-                <w:b w:val="0"/>
-                <w:sz w:val="18"/>
-              </w:rPr>
-              <w:t>0 await expression(s), 0 return statement(s).</w:t>
-            </w:r>
-          </w:p>
-        </w:tc>
-      </w:tr>
-      <w:tr>
-        <w:tc>
-          <w:tcPr>
-            <w:tcW w:type="dxa" w:w="2232"/>
-            <w:vAlign w:val="center"/>
-          </w:tcPr>
-          <w:p>
-            <w:r/>
-            <w:r>
-              <w:rPr>
-                <w:rFonts w:ascii="Calibri" w:hAnsi="Calibri"/>
-                <w:b/>
-                <w:sz w:val="18"/>
-              </w:rPr>
-              <w:t>Debug approach</w:t>
-            </w:r>
-          </w:p>
-        </w:tc>
-        <w:tc>
-          <w:tcPr>
-            <w:tcW w:type="dxa" w:w="7128"/>
-            <w:vAlign w:val="center"/>
-          </w:tcPr>
-          <w:p>
-            <w:r/>
-            <w:r>
-              <w:rPr>
-                <w:rFonts w:ascii="Calibri" w:hAnsi="Calibri"/>
-                <w:b w:val="0"/>
-                <w:sz w:val="18"/>
-              </w:rPr>
-              <w:t>Trigger the user action that reaches this function, inspect inputs/state before the function, then inspect the returned value, DOM update, file write, process output, or API response after it runs.</w:t>
-            </w:r>
-          </w:p>
-        </w:tc>
-      </w:tr>
-    </w:tbl>
     <w:p>
       <w:r>
-        <w:t>Source excerpt:</w:t>
+        <w:t>section named function in the repository. inspect the surrounding lines to learn its exact inputs and outputs. In this file, it appears around lines 208-209 and is part of the repository root. usually an entry file, app config, public website file, package manifest, or top-level documentation.</w:t>
+      </w:r>
+    </w:p>
+    <w:p>
+      <w:r>
+        <w:t>This function is needed so builder-rich-future-sections.js can keep that responsibility in one named place instead of scattering it through unrelated event handlers or route code.</w:t>
+      </w:r>
+    </w:p>
+    <w:p>
+      <w:r>
+        <w:t>It calls or references find. Endpoint references found inside it are no direct /api endpoint strings detected. Browser storage keys found inside it are no local/session storage keys detected.</w:t>
+      </w:r>
+    </w:p>
+    <w:p>
+      <w:r>
+        <w:t>It does not mainly return a value; its output is the changed screen state or DOM it updates.</w:t>
+      </w:r>
+    </w:p>
+    <w:p>
+      <w:r>
+        <w:t>Important local values include section at line 208; item at line 209. These variables show what the function is assembling, checking, or handing to another layer.</w:t>
+      </w:r>
+    </w:p>
+    <w:p>
+      <w:r>
+        <w:t>Relevant source excerpt:</w:t>
       </w:r>
     </w:p>
     <w:p>
@@ -5660,386 +3217,37 @@
         <w:pStyle w:val="Heading3"/>
       </w:pPr>
       <w:r>
-        <w:t>section - lines 222-230</w:t>
+        <w:t>section (builder-rich-future-sections.js, lines 222-230)</w:t>
       </w:r>
     </w:p>
-    <w:tbl>
-      <w:tblPr>
-        <w:tblW w:type="auto" w:w="0"/>
-        <w:jc w:val="center"/>
-        <w:tblLayout w:type="fixed"/>
-        <w:tblLook w:firstColumn="1" w:firstRow="1" w:lastColumn="0" w:lastRow="0" w:noHBand="0" w:noVBand="1" w:val="04A0"/>
-      </w:tblPr>
-      <w:tblGrid>
-        <w:gridCol w:w="2232"/>
-        <w:gridCol w:w="7128"/>
-      </w:tblGrid>
-      <w:tr>
-        <w:tc>
-          <w:tcPr>
-            <w:tcW w:type="dxa" w:w="5184"/>
-            <w:vAlign w:val="center"/>
-            <w:shd w:fill="E8EEF5"/>
-          </w:tcPr>
-          <w:p>
-            <w:r/>
-            <w:r>
-              <w:rPr>
-                <w:rFonts w:ascii="Calibri" w:hAnsi="Calibri"/>
-                <w:b/>
-                <w:sz w:val="18"/>
-              </w:rPr>
-              <w:t>Item</w:t>
-            </w:r>
-          </w:p>
-        </w:tc>
-        <w:tc>
-          <w:tcPr>
-            <w:tcW w:type="dxa" w:w="5184"/>
-            <w:vAlign w:val="center"/>
-            <w:shd w:fill="E8EEF5"/>
-          </w:tcPr>
-          <w:p>
-            <w:r/>
-            <w:r>
-              <w:rPr>
-                <w:rFonts w:ascii="Calibri" w:hAnsi="Calibri"/>
-                <w:b/>
-                <w:sz w:val="18"/>
-              </w:rPr>
-              <w:t>Explanation</w:t>
-            </w:r>
-          </w:p>
-        </w:tc>
-      </w:tr>
-      <w:tr>
-        <w:tc>
-          <w:tcPr>
-            <w:tcW w:type="dxa" w:w="2232"/>
-            <w:vAlign w:val="center"/>
-          </w:tcPr>
-          <w:p>
-            <w:r/>
-            <w:r>
-              <w:rPr>
-                <w:rFonts w:ascii="Calibri" w:hAnsi="Calibri"/>
-                <w:b/>
-                <w:sz w:val="18"/>
-              </w:rPr>
-              <w:t>Source location</w:t>
-            </w:r>
-          </w:p>
-        </w:tc>
-        <w:tc>
-          <w:tcPr>
-            <w:tcW w:type="dxa" w:w="7128"/>
-            <w:vAlign w:val="center"/>
-          </w:tcPr>
-          <w:p>
-            <w:r/>
-            <w:r>
-              <w:rPr>
-                <w:rFonts w:ascii="Calibri" w:hAnsi="Calibri"/>
-                <w:b w:val="0"/>
-                <w:sz w:val="18"/>
-              </w:rPr>
-              <w:t>Lines 222-230 (9 source lines).</w:t>
-            </w:r>
-          </w:p>
-        </w:tc>
-      </w:tr>
-      <w:tr>
-        <w:tc>
-          <w:tcPr>
-            <w:tcW w:type="dxa" w:w="2232"/>
-            <w:vAlign w:val="center"/>
-          </w:tcPr>
-          <w:p>
-            <w:r/>
-            <w:r>
-              <w:rPr>
-                <w:rFonts w:ascii="Calibri" w:hAnsi="Calibri"/>
-                <w:b/>
-                <w:sz w:val="18"/>
-              </w:rPr>
-              <w:t>Purpose</w:t>
-            </w:r>
-          </w:p>
-        </w:tc>
-        <w:tc>
-          <w:tcPr>
-            <w:tcW w:type="dxa" w:w="7128"/>
-            <w:vAlign w:val="center"/>
-          </w:tcPr>
-          <w:p>
-            <w:r/>
-            <w:r>
-              <w:rPr>
-                <w:rFonts w:ascii="Calibri" w:hAnsi="Calibri"/>
-                <w:b w:val="0"/>
-                <w:sz w:val="18"/>
-              </w:rPr>
-              <w:t>Named function in the repository. Inspect the surrounding lines to learn its exact inputs and outputs.</w:t>
-            </w:r>
-          </w:p>
-        </w:tc>
-      </w:tr>
-      <w:tr>
-        <w:tc>
-          <w:tcPr>
-            <w:tcW w:type="dxa" w:w="2232"/>
-            <w:vAlign w:val="center"/>
-          </w:tcPr>
-          <w:p>
-            <w:r/>
-            <w:r>
-              <w:rPr>
-                <w:rFonts w:ascii="Calibri" w:hAnsi="Calibri"/>
-                <w:b/>
-                <w:sz w:val="18"/>
-              </w:rPr>
-              <w:t>Declaration</w:t>
-            </w:r>
-          </w:p>
-        </w:tc>
-        <w:tc>
-          <w:tcPr>
-            <w:tcW w:type="dxa" w:w="7128"/>
-            <w:vAlign w:val="center"/>
-          </w:tcPr>
-          <w:p>
-            <w:r/>
-            <w:r>
-              <w:rPr>
-                <w:rFonts w:ascii="Calibri" w:hAnsi="Calibri"/>
-                <w:b w:val="0"/>
-                <w:sz w:val="18"/>
-              </w:rPr>
-              <w:t>const section = (project.sections || []).find((item) =&gt; item.id === button.dataset.sectionId);</w:t>
-            </w:r>
-          </w:p>
-        </w:tc>
-      </w:tr>
-      <w:tr>
-        <w:tc>
-          <w:tcPr>
-            <w:tcW w:type="dxa" w:w="2232"/>
-            <w:vAlign w:val="center"/>
-          </w:tcPr>
-          <w:p>
-            <w:r/>
-            <w:r>
-              <w:rPr>
-                <w:rFonts w:ascii="Calibri" w:hAnsi="Calibri"/>
-                <w:b/>
-                <w:sz w:val="18"/>
-              </w:rPr>
-              <w:t>Touches</w:t>
-            </w:r>
-          </w:p>
-        </w:tc>
-        <w:tc>
-          <w:tcPr>
-            <w:tcW w:type="dxa" w:w="7128"/>
-            <w:vAlign w:val="center"/>
-          </w:tcPr>
-          <w:p>
-            <w:r/>
-            <w:r>
-              <w:rPr>
-                <w:rFonts w:ascii="Calibri" w:hAnsi="Calibri"/>
-                <w:b w:val="0"/>
-                <w:sz w:val="18"/>
-              </w:rPr>
-              <w:t>browser/Electron DOM</w:t>
-            </w:r>
-          </w:p>
-        </w:tc>
-      </w:tr>
-      <w:tr>
-        <w:tc>
-          <w:tcPr>
-            <w:tcW w:type="dxa" w:w="2232"/>
-            <w:vAlign w:val="center"/>
-          </w:tcPr>
-          <w:p>
-            <w:r/>
-            <w:r>
-              <w:rPr>
-                <w:rFonts w:ascii="Calibri" w:hAnsi="Calibri"/>
-                <w:b/>
-                <w:sz w:val="18"/>
-              </w:rPr>
-              <w:t>Calls detected</w:t>
-            </w:r>
-          </w:p>
-        </w:tc>
-        <w:tc>
-          <w:tcPr>
-            <w:tcW w:type="dxa" w:w="7128"/>
-            <w:vAlign w:val="center"/>
-          </w:tcPr>
-          <w:p>
-            <w:r/>
-            <w:r>
-              <w:rPr>
-                <w:rFonts w:ascii="Calibri" w:hAnsi="Calibri"/>
-                <w:b w:val="0"/>
-                <w:sz w:val="18"/>
-              </w:rPr>
-              <w:t>find, openPendingEditor</w:t>
-            </w:r>
-          </w:p>
-        </w:tc>
-      </w:tr>
-      <w:tr>
-        <w:tc>
-          <w:tcPr>
-            <w:tcW w:type="dxa" w:w="2232"/>
-            <w:vAlign w:val="center"/>
-          </w:tcPr>
-          <w:p>
-            <w:r/>
-            <w:r>
-              <w:rPr>
-                <w:rFonts w:ascii="Calibri" w:hAnsi="Calibri"/>
-                <w:b/>
-                <w:sz w:val="18"/>
-              </w:rPr>
-              <w:t>API endpoints</w:t>
-            </w:r>
-          </w:p>
-        </w:tc>
-        <w:tc>
-          <w:tcPr>
-            <w:tcW w:type="dxa" w:w="7128"/>
-            <w:vAlign w:val="center"/>
-          </w:tcPr>
-          <w:p>
-            <w:r/>
-            <w:r>
-              <w:rPr>
-                <w:rFonts w:ascii="Calibri" w:hAnsi="Calibri"/>
-                <w:b w:val="0"/>
-                <w:sz w:val="18"/>
-              </w:rPr>
-              <w:t>None detected inside this function body.</w:t>
-            </w:r>
-          </w:p>
-        </w:tc>
-      </w:tr>
-      <w:tr>
-        <w:tc>
-          <w:tcPr>
-            <w:tcW w:type="dxa" w:w="2232"/>
-            <w:vAlign w:val="center"/>
-          </w:tcPr>
-          <w:p>
-            <w:r/>
-            <w:r>
-              <w:rPr>
-                <w:rFonts w:ascii="Calibri" w:hAnsi="Calibri"/>
-                <w:b/>
-                <w:sz w:val="18"/>
-              </w:rPr>
-              <w:t>Storage keys</w:t>
-            </w:r>
-          </w:p>
-        </w:tc>
-        <w:tc>
-          <w:tcPr>
-            <w:tcW w:type="dxa" w:w="7128"/>
-            <w:vAlign w:val="center"/>
-          </w:tcPr>
-          <w:p>
-            <w:r/>
-            <w:r>
-              <w:rPr>
-                <w:rFonts w:ascii="Calibri" w:hAnsi="Calibri"/>
-                <w:b w:val="0"/>
-                <w:sz w:val="18"/>
-              </w:rPr>
-              <w:t>No local/session storage keys detected.</w:t>
-            </w:r>
-          </w:p>
-        </w:tc>
-      </w:tr>
-      <w:tr>
-        <w:tc>
-          <w:tcPr>
-            <w:tcW w:type="dxa" w:w="2232"/>
-            <w:vAlign w:val="center"/>
-          </w:tcPr>
-          <w:p>
-            <w:r/>
-            <w:r>
-              <w:rPr>
-                <w:rFonts w:ascii="Calibri" w:hAnsi="Calibri"/>
-                <w:b/>
-                <w:sz w:val="18"/>
-              </w:rPr>
-              <w:t>Async/return clues</w:t>
-            </w:r>
-          </w:p>
-        </w:tc>
-        <w:tc>
-          <w:tcPr>
-            <w:tcW w:type="dxa" w:w="7128"/>
-            <w:vAlign w:val="center"/>
-          </w:tcPr>
-          <w:p>
-            <w:r/>
-            <w:r>
-              <w:rPr>
-                <w:rFonts w:ascii="Calibri" w:hAnsi="Calibri"/>
-                <w:b w:val="0"/>
-                <w:sz w:val="18"/>
-              </w:rPr>
-              <w:t>0 await expression(s), 0 return statement(s).</w:t>
-            </w:r>
-          </w:p>
-        </w:tc>
-      </w:tr>
-      <w:tr>
-        <w:tc>
-          <w:tcPr>
-            <w:tcW w:type="dxa" w:w="2232"/>
-            <w:vAlign w:val="center"/>
-          </w:tcPr>
-          <w:p>
-            <w:r/>
-            <w:r>
-              <w:rPr>
-                <w:rFonts w:ascii="Calibri" w:hAnsi="Calibri"/>
-                <w:b/>
-                <w:sz w:val="18"/>
-              </w:rPr>
-              <w:t>Debug approach</w:t>
-            </w:r>
-          </w:p>
-        </w:tc>
-        <w:tc>
-          <w:tcPr>
-            <w:tcW w:type="dxa" w:w="7128"/>
-            <w:vAlign w:val="center"/>
-          </w:tcPr>
-          <w:p>
-            <w:r/>
-            <w:r>
-              <w:rPr>
-                <w:rFonts w:ascii="Calibri" w:hAnsi="Calibri"/>
-                <w:b w:val="0"/>
-                <w:sz w:val="18"/>
-              </w:rPr>
-              <w:t>Trigger the user action that reaches this function, inspect inputs/state before the function, then inspect the returned value, DOM update, file write, process output, or API response after it runs.</w:t>
-            </w:r>
-          </w:p>
-        </w:tc>
-      </w:tr>
-    </w:tbl>
     <w:p>
       <w:r>
-        <w:t>Source excerpt:</w:t>
+        <w:t>section named function in the repository. inspect the surrounding lines to learn its exact inputs and outputs. In this file, it appears around lines 222-230 and is part of the repository root. usually an entry file, app config, public website file, package manifest, or top-level documentation.</w:t>
+      </w:r>
+    </w:p>
+    <w:p>
+      <w:r>
+        <w:t>This function is needed so builder-rich-future-sections.js can keep that responsibility in one named place instead of scattering it through unrelated event handlers or route code.</w:t>
+      </w:r>
+    </w:p>
+    <w:p>
+      <w:r>
+        <w:t>It calls or references find, and openPendingEditor. Endpoint references found inside it are no direct /api endpoint strings detected. Browser storage keys found inside it are no local/session storage keys detected.</w:t>
+      </w:r>
+    </w:p>
+    <w:p>
+      <w:r>
+        <w:t>It does not mainly return a value; its output is the changed screen state or DOM it updates.</w:t>
+      </w:r>
+    </w:p>
+    <w:p>
+      <w:r>
+        <w:t>Important local values include section at line 222. These variables show what the function is assembling, checking, or handing to another layer.</w:t>
+      </w:r>
+    </w:p>
+    <w:p>
+      <w:r>
+        <w:t>Relevant source excerpt:</w:t>
       </w:r>
     </w:p>
     <w:p>
@@ -6074,386 +3282,37 @@
         <w:pStyle w:val="Heading3"/>
       </w:pPr>
       <w:r>
-        <w:t>section - lines 253-262</w:t>
+        <w:t>section (builder-rich-future-sections.js, lines 253-262)</w:t>
       </w:r>
     </w:p>
-    <w:tbl>
-      <w:tblPr>
-        <w:tblW w:type="auto" w:w="0"/>
-        <w:jc w:val="center"/>
-        <w:tblLayout w:type="fixed"/>
-        <w:tblLook w:firstColumn="1" w:firstRow="1" w:lastColumn="0" w:lastRow="0" w:noHBand="0" w:noVBand="1" w:val="04A0"/>
-      </w:tblPr>
-      <w:tblGrid>
-        <w:gridCol w:w="2232"/>
-        <w:gridCol w:w="7128"/>
-      </w:tblGrid>
-      <w:tr>
-        <w:tc>
-          <w:tcPr>
-            <w:tcW w:type="dxa" w:w="5184"/>
-            <w:vAlign w:val="center"/>
-            <w:shd w:fill="E8EEF5"/>
-          </w:tcPr>
-          <w:p>
-            <w:r/>
-            <w:r>
-              <w:rPr>
-                <w:rFonts w:ascii="Calibri" w:hAnsi="Calibri"/>
-                <w:b/>
-                <w:sz w:val="18"/>
-              </w:rPr>
-              <w:t>Item</w:t>
-            </w:r>
-          </w:p>
-        </w:tc>
-        <w:tc>
-          <w:tcPr>
-            <w:tcW w:type="dxa" w:w="5184"/>
-            <w:vAlign w:val="center"/>
-            <w:shd w:fill="E8EEF5"/>
-          </w:tcPr>
-          <w:p>
-            <w:r/>
-            <w:r>
-              <w:rPr>
-                <w:rFonts w:ascii="Calibri" w:hAnsi="Calibri"/>
-                <w:b/>
-                <w:sz w:val="18"/>
-              </w:rPr>
-              <w:t>Explanation</w:t>
-            </w:r>
-          </w:p>
-        </w:tc>
-      </w:tr>
-      <w:tr>
-        <w:tc>
-          <w:tcPr>
-            <w:tcW w:type="dxa" w:w="2232"/>
-            <w:vAlign w:val="center"/>
-          </w:tcPr>
-          <w:p>
-            <w:r/>
-            <w:r>
-              <w:rPr>
-                <w:rFonts w:ascii="Calibri" w:hAnsi="Calibri"/>
-                <w:b/>
-                <w:sz w:val="18"/>
-              </w:rPr>
-              <w:t>Source location</w:t>
-            </w:r>
-          </w:p>
-        </w:tc>
-        <w:tc>
-          <w:tcPr>
-            <w:tcW w:type="dxa" w:w="7128"/>
-            <w:vAlign w:val="center"/>
-          </w:tcPr>
-          <w:p>
-            <w:r/>
-            <w:r>
-              <w:rPr>
-                <w:rFonts w:ascii="Calibri" w:hAnsi="Calibri"/>
-                <w:b w:val="0"/>
-                <w:sz w:val="18"/>
-              </w:rPr>
-              <w:t>Lines 253-262 (10 source lines).</w:t>
-            </w:r>
-          </w:p>
-        </w:tc>
-      </w:tr>
-      <w:tr>
-        <w:tc>
-          <w:tcPr>
-            <w:tcW w:type="dxa" w:w="2232"/>
-            <w:vAlign w:val="center"/>
-          </w:tcPr>
-          <w:p>
-            <w:r/>
-            <w:r>
-              <w:rPr>
-                <w:rFonts w:ascii="Calibri" w:hAnsi="Calibri"/>
-                <w:b/>
-                <w:sz w:val="18"/>
-              </w:rPr>
-              <w:t>Purpose</w:t>
-            </w:r>
-          </w:p>
-        </w:tc>
-        <w:tc>
-          <w:tcPr>
-            <w:tcW w:type="dxa" w:w="7128"/>
-            <w:vAlign w:val="center"/>
-          </w:tcPr>
-          <w:p>
-            <w:r/>
-            <w:r>
-              <w:rPr>
-                <w:rFonts w:ascii="Calibri" w:hAnsi="Calibri"/>
-                <w:b w:val="0"/>
-                <w:sz w:val="18"/>
-              </w:rPr>
-              <w:t>Named function in the repository. Inspect the surrounding lines to learn its exact inputs and outputs.</w:t>
-            </w:r>
-          </w:p>
-        </w:tc>
-      </w:tr>
-      <w:tr>
-        <w:tc>
-          <w:tcPr>
-            <w:tcW w:type="dxa" w:w="2232"/>
-            <w:vAlign w:val="center"/>
-          </w:tcPr>
-          <w:p>
-            <w:r/>
-            <w:r>
-              <w:rPr>
-                <w:rFonts w:ascii="Calibri" w:hAnsi="Calibri"/>
-                <w:b/>
-                <w:sz w:val="18"/>
-              </w:rPr>
-              <w:t>Declaration</w:t>
-            </w:r>
-          </w:p>
-        </w:tc>
-        <w:tc>
-          <w:tcPr>
-            <w:tcW w:type="dxa" w:w="7128"/>
-            <w:vAlign w:val="center"/>
-          </w:tcPr>
-          <w:p>
-            <w:r/>
-            <w:r>
-              <w:rPr>
-                <w:rFonts w:ascii="Calibri" w:hAnsi="Calibri"/>
-                <w:b w:val="0"/>
-                <w:sz w:val="18"/>
-              </w:rPr>
-              <w:t>const section = (project.sections || []).find((item) =&gt; item.id === pendingEditor.sectionId);</w:t>
-            </w:r>
-          </w:p>
-        </w:tc>
-      </w:tr>
-      <w:tr>
-        <w:tc>
-          <w:tcPr>
-            <w:tcW w:type="dxa" w:w="2232"/>
-            <w:vAlign w:val="center"/>
-          </w:tcPr>
-          <w:p>
-            <w:r/>
-            <w:r>
-              <w:rPr>
-                <w:rFonts w:ascii="Calibri" w:hAnsi="Calibri"/>
-                <w:b/>
-                <w:sz w:val="18"/>
-              </w:rPr>
-              <w:t>Touches</w:t>
-            </w:r>
-          </w:p>
-        </w:tc>
-        <w:tc>
-          <w:tcPr>
-            <w:tcW w:type="dxa" w:w="7128"/>
-            <w:vAlign w:val="center"/>
-          </w:tcPr>
-          <w:p>
-            <w:r/>
-            <w:r>
-              <w:rPr>
-                <w:rFonts w:ascii="Calibri" w:hAnsi="Calibri"/>
-                <w:b w:val="0"/>
-                <w:sz w:val="18"/>
-              </w:rPr>
-              <w:t>Mostly local calculations or local UI state.</w:t>
-            </w:r>
-          </w:p>
-        </w:tc>
-      </w:tr>
-      <w:tr>
-        <w:tc>
-          <w:tcPr>
-            <w:tcW w:type="dxa" w:w="2232"/>
-            <w:vAlign w:val="center"/>
-          </w:tcPr>
-          <w:p>
-            <w:r/>
-            <w:r>
-              <w:rPr>
-                <w:rFonts w:ascii="Calibri" w:hAnsi="Calibri"/>
-                <w:b/>
-                <w:sz w:val="18"/>
-              </w:rPr>
-              <w:t>Calls detected</w:t>
-            </w:r>
-          </w:p>
-        </w:tc>
-        <w:tc>
-          <w:tcPr>
-            <w:tcW w:type="dxa" w:w="7128"/>
-            <w:vAlign w:val="center"/>
-          </w:tcPr>
-          <w:p>
-            <w:r/>
-            <w:r>
-              <w:rPr>
-                <w:rFonts w:ascii="Calibri" w:hAnsi="Calibri"/>
-                <w:b w:val="0"/>
-                <w:sz w:val="18"/>
-              </w:rPr>
-              <w:t>find</w:t>
-            </w:r>
-          </w:p>
-        </w:tc>
-      </w:tr>
-      <w:tr>
-        <w:tc>
-          <w:tcPr>
-            <w:tcW w:type="dxa" w:w="2232"/>
-            <w:vAlign w:val="center"/>
-          </w:tcPr>
-          <w:p>
-            <w:r/>
-            <w:r>
-              <w:rPr>
-                <w:rFonts w:ascii="Calibri" w:hAnsi="Calibri"/>
-                <w:b/>
-                <w:sz w:val="18"/>
-              </w:rPr>
-              <w:t>API endpoints</w:t>
-            </w:r>
-          </w:p>
-        </w:tc>
-        <w:tc>
-          <w:tcPr>
-            <w:tcW w:type="dxa" w:w="7128"/>
-            <w:vAlign w:val="center"/>
-          </w:tcPr>
-          <w:p>
-            <w:r/>
-            <w:r>
-              <w:rPr>
-                <w:rFonts w:ascii="Calibri" w:hAnsi="Calibri"/>
-                <w:b w:val="0"/>
-                <w:sz w:val="18"/>
-              </w:rPr>
-              <w:t>None detected inside this function body.</w:t>
-            </w:r>
-          </w:p>
-        </w:tc>
-      </w:tr>
-      <w:tr>
-        <w:tc>
-          <w:tcPr>
-            <w:tcW w:type="dxa" w:w="2232"/>
-            <w:vAlign w:val="center"/>
-          </w:tcPr>
-          <w:p>
-            <w:r/>
-            <w:r>
-              <w:rPr>
-                <w:rFonts w:ascii="Calibri" w:hAnsi="Calibri"/>
-                <w:b/>
-                <w:sz w:val="18"/>
-              </w:rPr>
-              <w:t>Storage keys</w:t>
-            </w:r>
-          </w:p>
-        </w:tc>
-        <w:tc>
-          <w:tcPr>
-            <w:tcW w:type="dxa" w:w="7128"/>
-            <w:vAlign w:val="center"/>
-          </w:tcPr>
-          <w:p>
-            <w:r/>
-            <w:r>
-              <w:rPr>
-                <w:rFonts w:ascii="Calibri" w:hAnsi="Calibri"/>
-                <w:b w:val="0"/>
-                <w:sz w:val="18"/>
-              </w:rPr>
-              <w:t>No local/session storage keys detected.</w:t>
-            </w:r>
-          </w:p>
-        </w:tc>
-      </w:tr>
-      <w:tr>
-        <w:tc>
-          <w:tcPr>
-            <w:tcW w:type="dxa" w:w="2232"/>
-            <w:vAlign w:val="center"/>
-          </w:tcPr>
-          <w:p>
-            <w:r/>
-            <w:r>
-              <w:rPr>
-                <w:rFonts w:ascii="Calibri" w:hAnsi="Calibri"/>
-                <w:b/>
-                <w:sz w:val="18"/>
-              </w:rPr>
-              <w:t>Async/return clues</w:t>
-            </w:r>
-          </w:p>
-        </w:tc>
-        <w:tc>
-          <w:tcPr>
-            <w:tcW w:type="dxa" w:w="7128"/>
-            <w:vAlign w:val="center"/>
-          </w:tcPr>
-          <w:p>
-            <w:r/>
-            <w:r>
-              <w:rPr>
-                <w:rFonts w:ascii="Calibri" w:hAnsi="Calibri"/>
-                <w:b w:val="0"/>
-                <w:sz w:val="18"/>
-              </w:rPr>
-              <w:t>0 await expression(s), 1 return statement(s).</w:t>
-            </w:r>
-          </w:p>
-        </w:tc>
-      </w:tr>
-      <w:tr>
-        <w:tc>
-          <w:tcPr>
-            <w:tcW w:type="dxa" w:w="2232"/>
-            <w:vAlign w:val="center"/>
-          </w:tcPr>
-          <w:p>
-            <w:r/>
-            <w:r>
-              <w:rPr>
-                <w:rFonts w:ascii="Calibri" w:hAnsi="Calibri"/>
-                <w:b/>
-                <w:sz w:val="18"/>
-              </w:rPr>
-              <w:t>Debug approach</w:t>
-            </w:r>
-          </w:p>
-        </w:tc>
-        <w:tc>
-          <w:tcPr>
-            <w:tcW w:type="dxa" w:w="7128"/>
-            <w:vAlign w:val="center"/>
-          </w:tcPr>
-          <w:p>
-            <w:r/>
-            <w:r>
-              <w:rPr>
-                <w:rFonts w:ascii="Calibri" w:hAnsi="Calibri"/>
-                <w:b w:val="0"/>
-                <w:sz w:val="18"/>
-              </w:rPr>
-              <w:t>Trigger the user action that reaches this function, inspect inputs/state before the function, then inspect the returned value, DOM update, file write, process output, or API response after it runs.</w:t>
-            </w:r>
-          </w:p>
-        </w:tc>
-      </w:tr>
-    </w:tbl>
     <w:p>
       <w:r>
-        <w:t>Source excerpt:</w:t>
+        <w:t>section named function in the repository. inspect the surrounding lines to learn its exact inputs and outputs. In this file, it appears around lines 253-262 and is part of the repository root. usually an entry file, app config, public website file, package manifest, or top-level documentation.</w:t>
+      </w:r>
+    </w:p>
+    <w:p>
+      <w:r>
+        <w:t>This function is needed so builder-rich-future-sections.js can keep that responsibility in one named place instead of scattering it through unrelated event handlers or route code.</w:t>
+      </w:r>
+    </w:p>
+    <w:p>
+      <w:r>
+        <w:t>It calls or references find. Endpoint references found inside it are no direct /api endpoint strings detected. Browser storage keys found inside it are no local/session storage keys detected.</w:t>
+      </w:r>
+    </w:p>
+    <w:p>
+      <w:r>
+        <w:t>It has 1 return statement(s). The most important visible returns are: line 254: if (!section) return;.</w:t>
+      </w:r>
+    </w:p>
+    <w:p>
+      <w:r>
+        <w:t>Important local values include section at line 253; nextItem at line 256. These variables show what the function is assembling, checking, or handing to another layer.</w:t>
+      </w:r>
+    </w:p>
+    <w:p>
+      <w:r>
+        <w:t>Relevant source excerpt:</w:t>
       </w:r>
     </w:p>
     <w:p>
@@ -6490,386 +3349,37 @@
         <w:pStyle w:val="Heading3"/>
       </w:pPr>
       <w:r>
-        <w:t>section - lines 278-291</w:t>
+        <w:t>section (builder-rich-future-sections.js, lines 278-291)</w:t>
       </w:r>
     </w:p>
-    <w:tbl>
-      <w:tblPr>
-        <w:tblW w:type="auto" w:w="0"/>
-        <w:jc w:val="center"/>
-        <w:tblLayout w:type="fixed"/>
-        <w:tblLook w:firstColumn="1" w:firstRow="1" w:lastColumn="0" w:lastRow="0" w:noHBand="0" w:noVBand="1" w:val="04A0"/>
-      </w:tblPr>
-      <w:tblGrid>
-        <w:gridCol w:w="2232"/>
-        <w:gridCol w:w="7128"/>
-      </w:tblGrid>
-      <w:tr>
-        <w:tc>
-          <w:tcPr>
-            <w:tcW w:type="dxa" w:w="5184"/>
-            <w:vAlign w:val="center"/>
-            <w:shd w:fill="E8EEF5"/>
-          </w:tcPr>
-          <w:p>
-            <w:r/>
-            <w:r>
-              <w:rPr>
-                <w:rFonts w:ascii="Calibri" w:hAnsi="Calibri"/>
-                <w:b/>
-                <w:sz w:val="18"/>
-              </w:rPr>
-              <w:t>Item</w:t>
-            </w:r>
-          </w:p>
-        </w:tc>
-        <w:tc>
-          <w:tcPr>
-            <w:tcW w:type="dxa" w:w="5184"/>
-            <w:vAlign w:val="center"/>
-            <w:shd w:fill="E8EEF5"/>
-          </w:tcPr>
-          <w:p>
-            <w:r/>
-            <w:r>
-              <w:rPr>
-                <w:rFonts w:ascii="Calibri" w:hAnsi="Calibri"/>
-                <w:b/>
-                <w:sz w:val="18"/>
-              </w:rPr>
-              <w:t>Explanation</w:t>
-            </w:r>
-          </w:p>
-        </w:tc>
-      </w:tr>
-      <w:tr>
-        <w:tc>
-          <w:tcPr>
-            <w:tcW w:type="dxa" w:w="2232"/>
-            <w:vAlign w:val="center"/>
-          </w:tcPr>
-          <w:p>
-            <w:r/>
-            <w:r>
-              <w:rPr>
-                <w:rFonts w:ascii="Calibri" w:hAnsi="Calibri"/>
-                <w:b/>
-                <w:sz w:val="18"/>
-              </w:rPr>
-              <w:t>Source location</w:t>
-            </w:r>
-          </w:p>
-        </w:tc>
-        <w:tc>
-          <w:tcPr>
-            <w:tcW w:type="dxa" w:w="7128"/>
-            <w:vAlign w:val="center"/>
-          </w:tcPr>
-          <w:p>
-            <w:r/>
-            <w:r>
-              <w:rPr>
-                <w:rFonts w:ascii="Calibri" w:hAnsi="Calibri"/>
-                <w:b w:val="0"/>
-                <w:sz w:val="18"/>
-              </w:rPr>
-              <w:t>Lines 278-291 (14 source lines).</w:t>
-            </w:r>
-          </w:p>
-        </w:tc>
-      </w:tr>
-      <w:tr>
-        <w:tc>
-          <w:tcPr>
-            <w:tcW w:type="dxa" w:w="2232"/>
-            <w:vAlign w:val="center"/>
-          </w:tcPr>
-          <w:p>
-            <w:r/>
-            <w:r>
-              <w:rPr>
-                <w:rFonts w:ascii="Calibri" w:hAnsi="Calibri"/>
-                <w:b/>
-                <w:sz w:val="18"/>
-              </w:rPr>
-              <w:t>Purpose</w:t>
-            </w:r>
-          </w:p>
-        </w:tc>
-        <w:tc>
-          <w:tcPr>
-            <w:tcW w:type="dxa" w:w="7128"/>
-            <w:vAlign w:val="center"/>
-          </w:tcPr>
-          <w:p>
-            <w:r/>
-            <w:r>
-              <w:rPr>
-                <w:rFonts w:ascii="Calibri" w:hAnsi="Calibri"/>
-                <w:b w:val="0"/>
-                <w:sz w:val="18"/>
-              </w:rPr>
-              <w:t>Named function in the repository. Inspect the surrounding lines to learn its exact inputs and outputs.</w:t>
-            </w:r>
-          </w:p>
-        </w:tc>
-      </w:tr>
-      <w:tr>
-        <w:tc>
-          <w:tcPr>
-            <w:tcW w:type="dxa" w:w="2232"/>
-            <w:vAlign w:val="center"/>
-          </w:tcPr>
-          <w:p>
-            <w:r/>
-            <w:r>
-              <w:rPr>
-                <w:rFonts w:ascii="Calibri" w:hAnsi="Calibri"/>
-                <w:b/>
-                <w:sz w:val="18"/>
-              </w:rPr>
-              <w:t>Declaration</w:t>
-            </w:r>
-          </w:p>
-        </w:tc>
-        <w:tc>
-          <w:tcPr>
-            <w:tcW w:type="dxa" w:w="7128"/>
-            <w:vAlign w:val="center"/>
-          </w:tcPr>
-          <w:p>
-            <w:r/>
-            <w:r>
-              <w:rPr>
-                <w:rFonts w:ascii="Calibri" w:hAnsi="Calibri"/>
-                <w:b w:val="0"/>
-                <w:sz w:val="18"/>
-              </w:rPr>
-              <w:t>const section = (project.sections || []).find((item) =&gt; item.id === pendingEditor.sectionId);</w:t>
-            </w:r>
-          </w:p>
-        </w:tc>
-      </w:tr>
-      <w:tr>
-        <w:tc>
-          <w:tcPr>
-            <w:tcW w:type="dxa" w:w="2232"/>
-            <w:vAlign w:val="center"/>
-          </w:tcPr>
-          <w:p>
-            <w:r/>
-            <w:r>
-              <w:rPr>
-                <w:rFonts w:ascii="Calibri" w:hAnsi="Calibri"/>
-                <w:b/>
-                <w:sz w:val="18"/>
-              </w:rPr>
-              <w:t>Touches</w:t>
-            </w:r>
-          </w:p>
-        </w:tc>
-        <w:tc>
-          <w:tcPr>
-            <w:tcW w:type="dxa" w:w="7128"/>
-            <w:vAlign w:val="center"/>
-          </w:tcPr>
-          <w:p>
-            <w:r/>
-            <w:r>
-              <w:rPr>
-                <w:rFonts w:ascii="Calibri" w:hAnsi="Calibri"/>
-                <w:b w:val="0"/>
-                <w:sz w:val="18"/>
-              </w:rPr>
-              <w:t>filesystem</w:t>
-            </w:r>
-          </w:p>
-        </w:tc>
-      </w:tr>
-      <w:tr>
-        <w:tc>
-          <w:tcPr>
-            <w:tcW w:type="dxa" w:w="2232"/>
-            <w:vAlign w:val="center"/>
-          </w:tcPr>
-          <w:p>
-            <w:r/>
-            <w:r>
-              <w:rPr>
-                <w:rFonts w:ascii="Calibri" w:hAnsi="Calibri"/>
-                <w:b/>
-                <w:sz w:val="18"/>
-              </w:rPr>
-              <w:t>Calls detected</w:t>
-            </w:r>
-          </w:p>
-        </w:tc>
-        <w:tc>
-          <w:tcPr>
-            <w:tcW w:type="dxa" w:w="7128"/>
-            <w:vAlign w:val="center"/>
-          </w:tcPr>
-          <w:p>
-            <w:r/>
-            <w:r>
-              <w:rPr>
-                <w:rFonts w:ascii="Calibri" w:hAnsi="Calibri"/>
-                <w:b w:val="0"/>
-                <w:sz w:val="18"/>
-              </w:rPr>
-              <w:t>find, setStatus, scheduleAutosave, renderAll, originalSavePendingEditor</w:t>
-            </w:r>
-          </w:p>
-        </w:tc>
-      </w:tr>
-      <w:tr>
-        <w:tc>
-          <w:tcPr>
-            <w:tcW w:type="dxa" w:w="2232"/>
-            <w:vAlign w:val="center"/>
-          </w:tcPr>
-          <w:p>
-            <w:r/>
-            <w:r>
-              <w:rPr>
-                <w:rFonts w:ascii="Calibri" w:hAnsi="Calibri"/>
-                <w:b/>
-                <w:sz w:val="18"/>
-              </w:rPr>
-              <w:t>API endpoints</w:t>
-            </w:r>
-          </w:p>
-        </w:tc>
-        <w:tc>
-          <w:tcPr>
-            <w:tcW w:type="dxa" w:w="7128"/>
-            <w:vAlign w:val="center"/>
-          </w:tcPr>
-          <w:p>
-            <w:r/>
-            <w:r>
-              <w:rPr>
-                <w:rFonts w:ascii="Calibri" w:hAnsi="Calibri"/>
-                <w:b w:val="0"/>
-                <w:sz w:val="18"/>
-              </w:rPr>
-              <w:t>None detected inside this function body.</w:t>
-            </w:r>
-          </w:p>
-        </w:tc>
-      </w:tr>
-      <w:tr>
-        <w:tc>
-          <w:tcPr>
-            <w:tcW w:type="dxa" w:w="2232"/>
-            <w:vAlign w:val="center"/>
-          </w:tcPr>
-          <w:p>
-            <w:r/>
-            <w:r>
-              <w:rPr>
-                <w:rFonts w:ascii="Calibri" w:hAnsi="Calibri"/>
-                <w:b/>
-                <w:sz w:val="18"/>
-              </w:rPr>
-              <w:t>Storage keys</w:t>
-            </w:r>
-          </w:p>
-        </w:tc>
-        <w:tc>
-          <w:tcPr>
-            <w:tcW w:type="dxa" w:w="7128"/>
-            <w:vAlign w:val="center"/>
-          </w:tcPr>
-          <w:p>
-            <w:r/>
-            <w:r>
-              <w:rPr>
-                <w:rFonts w:ascii="Calibri" w:hAnsi="Calibri"/>
-                <w:b w:val="0"/>
-                <w:sz w:val="18"/>
-              </w:rPr>
-              <w:t>No local/session storage keys detected.</w:t>
-            </w:r>
-          </w:p>
-        </w:tc>
-      </w:tr>
-      <w:tr>
-        <w:tc>
-          <w:tcPr>
-            <w:tcW w:type="dxa" w:w="2232"/>
-            <w:vAlign w:val="center"/>
-          </w:tcPr>
-          <w:p>
-            <w:r/>
-            <w:r>
-              <w:rPr>
-                <w:rFonts w:ascii="Calibri" w:hAnsi="Calibri"/>
-                <w:b/>
-                <w:sz w:val="18"/>
-              </w:rPr>
-              <w:t>Async/return clues</w:t>
-            </w:r>
-          </w:p>
-        </w:tc>
-        <w:tc>
-          <w:tcPr>
-            <w:tcW w:type="dxa" w:w="7128"/>
-            <w:vAlign w:val="center"/>
-          </w:tcPr>
-          <w:p>
-            <w:r/>
-            <w:r>
-              <w:rPr>
-                <w:rFonts w:ascii="Calibri" w:hAnsi="Calibri"/>
-                <w:b w:val="0"/>
-                <w:sz w:val="18"/>
-              </w:rPr>
-              <w:t>0 await expression(s), 3 return statement(s).</w:t>
-            </w:r>
-          </w:p>
-        </w:tc>
-      </w:tr>
-      <w:tr>
-        <w:tc>
-          <w:tcPr>
-            <w:tcW w:type="dxa" w:w="2232"/>
-            <w:vAlign w:val="center"/>
-          </w:tcPr>
-          <w:p>
-            <w:r/>
-            <w:r>
-              <w:rPr>
-                <w:rFonts w:ascii="Calibri" w:hAnsi="Calibri"/>
-                <w:b/>
-                <w:sz w:val="18"/>
-              </w:rPr>
-              <w:t>Debug approach</w:t>
-            </w:r>
-          </w:p>
-        </w:tc>
-        <w:tc>
-          <w:tcPr>
-            <w:tcW w:type="dxa" w:w="7128"/>
-            <w:vAlign w:val="center"/>
-          </w:tcPr>
-          <w:p>
-            <w:r/>
-            <w:r>
-              <w:rPr>
-                <w:rFonts w:ascii="Calibri" w:hAnsi="Calibri"/>
-                <w:b w:val="0"/>
-                <w:sz w:val="18"/>
-              </w:rPr>
-              <w:t>Trigger the user action that reaches this function, inspect inputs/state before the function, then inspect the returned value, DOM update, file write, process output, or API response after it runs.</w:t>
-            </w:r>
-          </w:p>
-        </w:tc>
-      </w:tr>
-    </w:tbl>
     <w:p>
       <w:r>
-        <w:t>Source excerpt:</w:t>
+        <w:t>section named function in the repository. inspect the surrounding lines to learn its exact inputs and outputs. In this file, it appears around lines 278-291 and is part of the repository root. usually an entry file, app config, public website file, package manifest, or top-level documentation.</w:t>
+      </w:r>
+    </w:p>
+    <w:p>
+      <w:r>
+        <w:t>This function is needed so builder-rich-future-sections.js can keep that responsibility in one named place instead of scattering it through unrelated event handlers or route code.</w:t>
+      </w:r>
+    </w:p>
+    <w:p>
+      <w:r>
+        <w:t>It calls or references find, setStatus, scheduleAutosave, renderAll, and originalSavePendingEditor. Endpoint references found inside it are no direct /api endpoint strings detected. Browser storage keys found inside it are no local/session storage keys detected.</w:t>
+      </w:r>
+    </w:p>
+    <w:p>
+      <w:r>
+        <w:t>It has 3 return statement(s). The most important visible returns are: line 279: if (!section) return;; line 287: return;; line 289: return originalSavePendingEditor(form);.</w:t>
+      </w:r>
+    </w:p>
+    <w:p>
+      <w:r>
+        <w:t>Important local values include section at line 278. These variables show what the function is assembling, checking, or handing to another layer.</w:t>
+      </w:r>
+    </w:p>
+    <w:p>
+      <w:r>
+        <w:t>Relevant source excerpt:</w:t>
       </w:r>
     </w:p>
     <w:p>
@@ -6914,386 +3424,37 @@
         <w:pStyle w:val="Heading3"/>
       </w:pPr>
       <w:r>
-        <w:t>section - lines 297-301</w:t>
+        <w:t>section (builder-rich-future-sections.js, lines 297-301)</w:t>
       </w:r>
     </w:p>
-    <w:tbl>
-      <w:tblPr>
-        <w:tblW w:type="auto" w:w="0"/>
-        <w:jc w:val="center"/>
-        <w:tblLayout w:type="fixed"/>
-        <w:tblLook w:firstColumn="1" w:firstRow="1" w:lastColumn="0" w:lastRow="0" w:noHBand="0" w:noVBand="1" w:val="04A0"/>
-      </w:tblPr>
-      <w:tblGrid>
-        <w:gridCol w:w="2232"/>
-        <w:gridCol w:w="7128"/>
-      </w:tblGrid>
-      <w:tr>
-        <w:tc>
-          <w:tcPr>
-            <w:tcW w:type="dxa" w:w="5184"/>
-            <w:vAlign w:val="center"/>
-            <w:shd w:fill="E8EEF5"/>
-          </w:tcPr>
-          <w:p>
-            <w:r/>
-            <w:r>
-              <w:rPr>
-                <w:rFonts w:ascii="Calibri" w:hAnsi="Calibri"/>
-                <w:b/>
-                <w:sz w:val="18"/>
-              </w:rPr>
-              <w:t>Item</w:t>
-            </w:r>
-          </w:p>
-        </w:tc>
-        <w:tc>
-          <w:tcPr>
-            <w:tcW w:type="dxa" w:w="5184"/>
-            <w:vAlign w:val="center"/>
-            <w:shd w:fill="E8EEF5"/>
-          </w:tcPr>
-          <w:p>
-            <w:r/>
-            <w:r>
-              <w:rPr>
-                <w:rFonts w:ascii="Calibri" w:hAnsi="Calibri"/>
-                <w:b/>
-                <w:sz w:val="18"/>
-              </w:rPr>
-              <w:t>Explanation</w:t>
-            </w:r>
-          </w:p>
-        </w:tc>
-      </w:tr>
-      <w:tr>
-        <w:tc>
-          <w:tcPr>
-            <w:tcW w:type="dxa" w:w="2232"/>
-            <w:vAlign w:val="center"/>
-          </w:tcPr>
-          <w:p>
-            <w:r/>
-            <w:r>
-              <w:rPr>
-                <w:rFonts w:ascii="Calibri" w:hAnsi="Calibri"/>
-                <w:b/>
-                <w:sz w:val="18"/>
-              </w:rPr>
-              <w:t>Source location</w:t>
-            </w:r>
-          </w:p>
-        </w:tc>
-        <w:tc>
-          <w:tcPr>
-            <w:tcW w:type="dxa" w:w="7128"/>
-            <w:vAlign w:val="center"/>
-          </w:tcPr>
-          <w:p>
-            <w:r/>
-            <w:r>
-              <w:rPr>
-                <w:rFonts w:ascii="Calibri" w:hAnsi="Calibri"/>
-                <w:b w:val="0"/>
-                <w:sz w:val="18"/>
-              </w:rPr>
-              <w:t>Lines 297-301 (5 source lines).</w:t>
-            </w:r>
-          </w:p>
-        </w:tc>
-      </w:tr>
-      <w:tr>
-        <w:tc>
-          <w:tcPr>
-            <w:tcW w:type="dxa" w:w="2232"/>
-            <w:vAlign w:val="center"/>
-          </w:tcPr>
-          <w:p>
-            <w:r/>
-            <w:r>
-              <w:rPr>
-                <w:rFonts w:ascii="Calibri" w:hAnsi="Calibri"/>
-                <w:b/>
-                <w:sz w:val="18"/>
-              </w:rPr>
-              <w:t>Purpose</w:t>
-            </w:r>
-          </w:p>
-        </w:tc>
-        <w:tc>
-          <w:tcPr>
-            <w:tcW w:type="dxa" w:w="7128"/>
-            <w:vAlign w:val="center"/>
-          </w:tcPr>
-          <w:p>
-            <w:r/>
-            <w:r>
-              <w:rPr>
-                <w:rFonts w:ascii="Calibri" w:hAnsi="Calibri"/>
-                <w:b w:val="0"/>
-                <w:sz w:val="18"/>
-              </w:rPr>
-              <w:t>Named function in the repository. Inspect the surrounding lines to learn its exact inputs and outputs.</w:t>
-            </w:r>
-          </w:p>
-        </w:tc>
-      </w:tr>
-      <w:tr>
-        <w:tc>
-          <w:tcPr>
-            <w:tcW w:type="dxa" w:w="2232"/>
-            <w:vAlign w:val="center"/>
-          </w:tcPr>
-          <w:p>
-            <w:r/>
-            <w:r>
-              <w:rPr>
-                <w:rFonts w:ascii="Calibri" w:hAnsi="Calibri"/>
-                <w:b/>
-                <w:sz w:val="18"/>
-              </w:rPr>
-              <w:t>Declaration</w:t>
-            </w:r>
-          </w:p>
-        </w:tc>
-        <w:tc>
-          <w:tcPr>
-            <w:tcW w:type="dxa" w:w="7128"/>
-            <w:vAlign w:val="center"/>
-          </w:tcPr>
-          <w:p>
-            <w:r/>
-            <w:r>
-              <w:rPr>
-                <w:rFonts w:ascii="Calibri" w:hAnsi="Calibri"/>
-                <w:b w:val="0"/>
-                <w:sz w:val="18"/>
-              </w:rPr>
-              <w:t>const section = (project.sections || []).find((item) =&gt; item.id === sectionId);</w:t>
-            </w:r>
-          </w:p>
-        </w:tc>
-      </w:tr>
-      <w:tr>
-        <w:tc>
-          <w:tcPr>
-            <w:tcW w:type="dxa" w:w="2232"/>
-            <w:vAlign w:val="center"/>
-          </w:tcPr>
-          <w:p>
-            <w:r/>
-            <w:r>
-              <w:rPr>
-                <w:rFonts w:ascii="Calibri" w:hAnsi="Calibri"/>
-                <w:b/>
-                <w:sz w:val="18"/>
-              </w:rPr>
-              <w:t>Touches</w:t>
-            </w:r>
-          </w:p>
-        </w:tc>
-        <w:tc>
-          <w:tcPr>
-            <w:tcW w:type="dxa" w:w="7128"/>
-            <w:vAlign w:val="center"/>
-          </w:tcPr>
-          <w:p>
-            <w:r/>
-            <w:r>
-              <w:rPr>
-                <w:rFonts w:ascii="Calibri" w:hAnsi="Calibri"/>
-                <w:b w:val="0"/>
-                <w:sz w:val="18"/>
-              </w:rPr>
-              <w:t>Mostly local calculations or local UI state.</w:t>
-            </w:r>
-          </w:p>
-        </w:tc>
-      </w:tr>
-      <w:tr>
-        <w:tc>
-          <w:tcPr>
-            <w:tcW w:type="dxa" w:w="2232"/>
-            <w:vAlign w:val="center"/>
-          </w:tcPr>
-          <w:p>
-            <w:r/>
-            <w:r>
-              <w:rPr>
-                <w:rFonts w:ascii="Calibri" w:hAnsi="Calibri"/>
-                <w:b/>
-                <w:sz w:val="18"/>
-              </w:rPr>
-              <w:t>Calls detected</w:t>
-            </w:r>
-          </w:p>
-        </w:tc>
-        <w:tc>
-          <w:tcPr>
-            <w:tcW w:type="dxa" w:w="7128"/>
-            <w:vAlign w:val="center"/>
-          </w:tcPr>
-          <w:p>
-            <w:r/>
-            <w:r>
-              <w:rPr>
-                <w:rFonts w:ascii="Calibri" w:hAnsi="Calibri"/>
-                <w:b w:val="0"/>
-                <w:sz w:val="18"/>
-              </w:rPr>
-              <w:t>find, escapeHtml</w:t>
-            </w:r>
-          </w:p>
-        </w:tc>
-      </w:tr>
-      <w:tr>
-        <w:tc>
-          <w:tcPr>
-            <w:tcW w:type="dxa" w:w="2232"/>
-            <w:vAlign w:val="center"/>
-          </w:tcPr>
-          <w:p>
-            <w:r/>
-            <w:r>
-              <w:rPr>
-                <w:rFonts w:ascii="Calibri" w:hAnsi="Calibri"/>
-                <w:b/>
-                <w:sz w:val="18"/>
-              </w:rPr>
-              <w:t>API endpoints</w:t>
-            </w:r>
-          </w:p>
-        </w:tc>
-        <w:tc>
-          <w:tcPr>
-            <w:tcW w:type="dxa" w:w="7128"/>
-            <w:vAlign w:val="center"/>
-          </w:tcPr>
-          <w:p>
-            <w:r/>
-            <w:r>
-              <w:rPr>
-                <w:rFonts w:ascii="Calibri" w:hAnsi="Calibri"/>
-                <w:b w:val="0"/>
-                <w:sz w:val="18"/>
-              </w:rPr>
-              <w:t>None detected inside this function body.</w:t>
-            </w:r>
-          </w:p>
-        </w:tc>
-      </w:tr>
-      <w:tr>
-        <w:tc>
-          <w:tcPr>
-            <w:tcW w:type="dxa" w:w="2232"/>
-            <w:vAlign w:val="center"/>
-          </w:tcPr>
-          <w:p>
-            <w:r/>
-            <w:r>
-              <w:rPr>
-                <w:rFonts w:ascii="Calibri" w:hAnsi="Calibri"/>
-                <w:b/>
-                <w:sz w:val="18"/>
-              </w:rPr>
-              <w:t>Storage keys</w:t>
-            </w:r>
-          </w:p>
-        </w:tc>
-        <w:tc>
-          <w:tcPr>
-            <w:tcW w:type="dxa" w:w="7128"/>
-            <w:vAlign w:val="center"/>
-          </w:tcPr>
-          <w:p>
-            <w:r/>
-            <w:r>
-              <w:rPr>
-                <w:rFonts w:ascii="Calibri" w:hAnsi="Calibri"/>
-                <w:b w:val="0"/>
-                <w:sz w:val="18"/>
-              </w:rPr>
-              <w:t>No local/session storage keys detected.</w:t>
-            </w:r>
-          </w:p>
-        </w:tc>
-      </w:tr>
-      <w:tr>
-        <w:tc>
-          <w:tcPr>
-            <w:tcW w:type="dxa" w:w="2232"/>
-            <w:vAlign w:val="center"/>
-          </w:tcPr>
-          <w:p>
-            <w:r/>
-            <w:r>
-              <w:rPr>
-                <w:rFonts w:ascii="Calibri" w:hAnsi="Calibri"/>
-                <w:b/>
-                <w:sz w:val="18"/>
-              </w:rPr>
-              <w:t>Async/return clues</w:t>
-            </w:r>
-          </w:p>
-        </w:tc>
-        <w:tc>
-          <w:tcPr>
-            <w:tcW w:type="dxa" w:w="7128"/>
-            <w:vAlign w:val="center"/>
-          </w:tcPr>
-          <w:p>
-            <w:r/>
-            <w:r>
-              <w:rPr>
-                <w:rFonts w:ascii="Calibri" w:hAnsi="Calibri"/>
-                <w:b w:val="0"/>
-                <w:sz w:val="18"/>
-              </w:rPr>
-              <w:t>0 await expression(s), 2 return statement(s).</w:t>
-            </w:r>
-          </w:p>
-        </w:tc>
-      </w:tr>
-      <w:tr>
-        <w:tc>
-          <w:tcPr>
-            <w:tcW w:type="dxa" w:w="2232"/>
-            <w:vAlign w:val="center"/>
-          </w:tcPr>
-          <w:p>
-            <w:r/>
-            <w:r>
-              <w:rPr>
-                <w:rFonts w:ascii="Calibri" w:hAnsi="Calibri"/>
-                <w:b/>
-                <w:sz w:val="18"/>
-              </w:rPr>
-              <w:t>Debug approach</w:t>
-            </w:r>
-          </w:p>
-        </w:tc>
-        <w:tc>
-          <w:tcPr>
-            <w:tcW w:type="dxa" w:w="7128"/>
-            <w:vAlign w:val="center"/>
-          </w:tcPr>
-          <w:p>
-            <w:r/>
-            <w:r>
-              <w:rPr>
-                <w:rFonts w:ascii="Calibri" w:hAnsi="Calibri"/>
-                <w:b w:val="0"/>
-                <w:sz w:val="18"/>
-              </w:rPr>
-              <w:t>Trigger the user action that reaches this function, inspect inputs/state before the function, then inspect the returned value, DOM update, file write, process output, or API response after it runs.</w:t>
-            </w:r>
-          </w:p>
-        </w:tc>
-      </w:tr>
-    </w:tbl>
     <w:p>
       <w:r>
-        <w:t>Source excerpt:</w:t>
+        <w:t>section named function in the repository. inspect the surrounding lines to learn its exact inputs and outputs. In this file, it appears around lines 297-301 and is part of the repository root. usually an entry file, app config, public website file, package manifest, or top-level documentation.</w:t>
+      </w:r>
+    </w:p>
+    <w:p>
+      <w:r>
+        <w:t>This function is needed so builder-rich-future-sections.js can keep that responsibility in one named place instead of scattering it through unrelated event handlers or route code.</w:t>
+      </w:r>
+    </w:p>
+    <w:p>
+      <w:r>
+        <w:t>It calls or references find, and escapeHtml. Endpoint references found inside it are no direct /api endpoint strings detected. Browser storage keys found inside it are no local/session storage keys detected.</w:t>
+      </w:r>
+    </w:p>
+    <w:p>
+      <w:r>
+        <w:t>It has 2 return statement(s). The most important visible returns are: line 298: if (!section) return `&lt;p class="evidence-empty"&gt;Section not found.&lt;/p&gt;`;; line 299: return `.</w:t>
+      </w:r>
+    </w:p>
+    <w:p>
+      <w:r>
+        <w:t>Important local values include section at line 297. These variables show what the function is assembling, checking, or handing to another layer.</w:t>
+      </w:r>
+    </w:p>
+    <w:p>
+      <w:r>
+        <w:t>Relevant source excerpt:</w:t>
       </w:r>
     </w:p>
     <w:p>
@@ -7320,386 +3481,37 @@
         <w:pStyle w:val="Heading3"/>
       </w:pPr>
       <w:r>
-        <w:t>sourceSection - lines 356-360</w:t>
+        <w:t>sourceSection (builder-rich-future-sections.js, lines 356-360)</w:t>
       </w:r>
     </w:p>
-    <w:tbl>
-      <w:tblPr>
-        <w:tblW w:type="auto" w:w="0"/>
-        <w:jc w:val="center"/>
-        <w:tblLayout w:type="fixed"/>
-        <w:tblLook w:firstColumn="1" w:firstRow="1" w:lastColumn="0" w:lastRow="0" w:noHBand="0" w:noVBand="1" w:val="04A0"/>
-      </w:tblPr>
-      <w:tblGrid>
-        <w:gridCol w:w="2232"/>
-        <w:gridCol w:w="7128"/>
-      </w:tblGrid>
-      <w:tr>
-        <w:tc>
-          <w:tcPr>
-            <w:tcW w:type="dxa" w:w="5184"/>
-            <w:vAlign w:val="center"/>
-            <w:shd w:fill="E8EEF5"/>
-          </w:tcPr>
-          <w:p>
-            <w:r/>
-            <w:r>
-              <w:rPr>
-                <w:rFonts w:ascii="Calibri" w:hAnsi="Calibri"/>
-                <w:b/>
-                <w:sz w:val="18"/>
-              </w:rPr>
-              <w:t>Item</w:t>
-            </w:r>
-          </w:p>
-        </w:tc>
-        <w:tc>
-          <w:tcPr>
-            <w:tcW w:type="dxa" w:w="5184"/>
-            <w:vAlign w:val="center"/>
-            <w:shd w:fill="E8EEF5"/>
-          </w:tcPr>
-          <w:p>
-            <w:r/>
-            <w:r>
-              <w:rPr>
-                <w:rFonts w:ascii="Calibri" w:hAnsi="Calibri"/>
-                <w:b/>
-                <w:sz w:val="18"/>
-              </w:rPr>
-              <w:t>Explanation</w:t>
-            </w:r>
-          </w:p>
-        </w:tc>
-      </w:tr>
-      <w:tr>
-        <w:tc>
-          <w:tcPr>
-            <w:tcW w:type="dxa" w:w="2232"/>
-            <w:vAlign w:val="center"/>
-          </w:tcPr>
-          <w:p>
-            <w:r/>
-            <w:r>
-              <w:rPr>
-                <w:rFonts w:ascii="Calibri" w:hAnsi="Calibri"/>
-                <w:b/>
-                <w:sz w:val="18"/>
-              </w:rPr>
-              <w:t>Source location</w:t>
-            </w:r>
-          </w:p>
-        </w:tc>
-        <w:tc>
-          <w:tcPr>
-            <w:tcW w:type="dxa" w:w="7128"/>
-            <w:vAlign w:val="center"/>
-          </w:tcPr>
-          <w:p>
-            <w:r/>
-            <w:r>
-              <w:rPr>
-                <w:rFonts w:ascii="Calibri" w:hAnsi="Calibri"/>
-                <w:b w:val="0"/>
-                <w:sz w:val="18"/>
-              </w:rPr>
-              <w:t>Lines 356-360 (5 source lines).</w:t>
-            </w:r>
-          </w:p>
-        </w:tc>
-      </w:tr>
-      <w:tr>
-        <w:tc>
-          <w:tcPr>
-            <w:tcW w:type="dxa" w:w="2232"/>
-            <w:vAlign w:val="center"/>
-          </w:tcPr>
-          <w:p>
-            <w:r/>
-            <w:r>
-              <w:rPr>
-                <w:rFonts w:ascii="Calibri" w:hAnsi="Calibri"/>
-                <w:b/>
-                <w:sz w:val="18"/>
-              </w:rPr>
-              <w:t>Purpose</w:t>
-            </w:r>
-          </w:p>
-        </w:tc>
-        <w:tc>
-          <w:tcPr>
-            <w:tcW w:type="dxa" w:w="7128"/>
-            <w:vAlign w:val="center"/>
-          </w:tcPr>
-          <w:p>
-            <w:r/>
-            <w:r>
-              <w:rPr>
-                <w:rFonts w:ascii="Calibri" w:hAnsi="Calibri"/>
-                <w:b w:val="0"/>
-                <w:sz w:val="18"/>
-              </w:rPr>
-              <w:t>Named function in the repository. Inspect the surrounding lines to learn its exact inputs and outputs.</w:t>
-            </w:r>
-          </w:p>
-        </w:tc>
-      </w:tr>
-      <w:tr>
-        <w:tc>
-          <w:tcPr>
-            <w:tcW w:type="dxa" w:w="2232"/>
-            <w:vAlign w:val="center"/>
-          </w:tcPr>
-          <w:p>
-            <w:r/>
-            <w:r>
-              <w:rPr>
-                <w:rFonts w:ascii="Calibri" w:hAnsi="Calibri"/>
-                <w:b/>
-                <w:sz w:val="18"/>
-              </w:rPr>
-              <w:t>Declaration</w:t>
-            </w:r>
-          </w:p>
-        </w:tc>
-        <w:tc>
-          <w:tcPr>
-            <w:tcW w:type="dxa" w:w="7128"/>
-            <w:vAlign w:val="center"/>
-          </w:tcPr>
-          <w:p>
-            <w:r/>
-            <w:r>
-              <w:rPr>
-                <w:rFonts w:ascii="Calibri" w:hAnsi="Calibri"/>
-                <w:b w:val="0"/>
-                <w:sz w:val="18"/>
-              </w:rPr>
-              <w:t>const sourceSection = (project.sections || []).find((section) =&gt; section.id === sectionId);</w:t>
-            </w:r>
-          </w:p>
-        </w:tc>
-      </w:tr>
-      <w:tr>
-        <w:tc>
-          <w:tcPr>
-            <w:tcW w:type="dxa" w:w="2232"/>
-            <w:vAlign w:val="center"/>
-          </w:tcPr>
-          <w:p>
-            <w:r/>
-            <w:r>
-              <w:rPr>
-                <w:rFonts w:ascii="Calibri" w:hAnsi="Calibri"/>
-                <w:b/>
-                <w:sz w:val="18"/>
-              </w:rPr>
-              <w:t>Touches</w:t>
-            </w:r>
-          </w:p>
-        </w:tc>
-        <w:tc>
-          <w:tcPr>
-            <w:tcW w:type="dxa" w:w="7128"/>
-            <w:vAlign w:val="center"/>
-          </w:tcPr>
-          <w:p>
-            <w:r/>
-            <w:r>
-              <w:rPr>
-                <w:rFonts w:ascii="Calibri" w:hAnsi="Calibri"/>
-                <w:b w:val="0"/>
-                <w:sz w:val="18"/>
-              </w:rPr>
-              <w:t>Mostly local calculations or local UI state.</w:t>
-            </w:r>
-          </w:p>
-        </w:tc>
-      </w:tr>
-      <w:tr>
-        <w:tc>
-          <w:tcPr>
-            <w:tcW w:type="dxa" w:w="2232"/>
-            <w:vAlign w:val="center"/>
-          </w:tcPr>
-          <w:p>
-            <w:r/>
-            <w:r>
-              <w:rPr>
-                <w:rFonts w:ascii="Calibri" w:hAnsi="Calibri"/>
-                <w:b/>
-                <w:sz w:val="18"/>
-              </w:rPr>
-              <w:t>Calls detected</w:t>
-            </w:r>
-          </w:p>
-        </w:tc>
-        <w:tc>
-          <w:tcPr>
-            <w:tcW w:type="dxa" w:w="7128"/>
-            <w:vAlign w:val="center"/>
-          </w:tcPr>
-          <w:p>
-            <w:r/>
-            <w:r>
-              <w:rPr>
-                <w:rFonts w:ascii="Calibri" w:hAnsi="Calibri"/>
-                <w:b w:val="0"/>
-                <w:sz w:val="18"/>
-              </w:rPr>
-              <w:t>find, hasRichContent, clone, richPlainTextOrSpacer</w:t>
-            </w:r>
-          </w:p>
-        </w:tc>
-      </w:tr>
-      <w:tr>
-        <w:tc>
-          <w:tcPr>
-            <w:tcW w:type="dxa" w:w="2232"/>
-            <w:vAlign w:val="center"/>
-          </w:tcPr>
-          <w:p>
-            <w:r/>
-            <w:r>
-              <w:rPr>
-                <w:rFonts w:ascii="Calibri" w:hAnsi="Calibri"/>
-                <w:b/>
-                <w:sz w:val="18"/>
-              </w:rPr>
-              <w:t>API endpoints</w:t>
-            </w:r>
-          </w:p>
-        </w:tc>
-        <w:tc>
-          <w:tcPr>
-            <w:tcW w:type="dxa" w:w="7128"/>
-            <w:vAlign w:val="center"/>
-          </w:tcPr>
-          <w:p>
-            <w:r/>
-            <w:r>
-              <w:rPr>
-                <w:rFonts w:ascii="Calibri" w:hAnsi="Calibri"/>
-                <w:b w:val="0"/>
-                <w:sz w:val="18"/>
-              </w:rPr>
-              <w:t>None detected inside this function body.</w:t>
-            </w:r>
-          </w:p>
-        </w:tc>
-      </w:tr>
-      <w:tr>
-        <w:tc>
-          <w:tcPr>
-            <w:tcW w:type="dxa" w:w="2232"/>
-            <w:vAlign w:val="center"/>
-          </w:tcPr>
-          <w:p>
-            <w:r/>
-            <w:r>
-              <w:rPr>
-                <w:rFonts w:ascii="Calibri" w:hAnsi="Calibri"/>
-                <w:b/>
-                <w:sz w:val="18"/>
-              </w:rPr>
-              <w:t>Storage keys</w:t>
-            </w:r>
-          </w:p>
-        </w:tc>
-        <w:tc>
-          <w:tcPr>
-            <w:tcW w:type="dxa" w:w="7128"/>
-            <w:vAlign w:val="center"/>
-          </w:tcPr>
-          <w:p>
-            <w:r/>
-            <w:r>
-              <w:rPr>
-                <w:rFonts w:ascii="Calibri" w:hAnsi="Calibri"/>
-                <w:b w:val="0"/>
-                <w:sz w:val="18"/>
-              </w:rPr>
-              <w:t>No local/session storage keys detected.</w:t>
-            </w:r>
-          </w:p>
-        </w:tc>
-      </w:tr>
-      <w:tr>
-        <w:tc>
-          <w:tcPr>
-            <w:tcW w:type="dxa" w:w="2232"/>
-            <w:vAlign w:val="center"/>
-          </w:tcPr>
-          <w:p>
-            <w:r/>
-            <w:r>
-              <w:rPr>
-                <w:rFonts w:ascii="Calibri" w:hAnsi="Calibri"/>
-                <w:b/>
-                <w:sz w:val="18"/>
-              </w:rPr>
-              <w:t>Async/return clues</w:t>
-            </w:r>
-          </w:p>
-        </w:tc>
-        <w:tc>
-          <w:tcPr>
-            <w:tcW w:type="dxa" w:w="7128"/>
-            <w:vAlign w:val="center"/>
-          </w:tcPr>
-          <w:p>
-            <w:r/>
-            <w:r>
-              <w:rPr>
-                <w:rFonts w:ascii="Calibri" w:hAnsi="Calibri"/>
-                <w:b w:val="0"/>
-                <w:sz w:val="18"/>
-              </w:rPr>
-              <w:t>0 await expression(s), 0 return statement(s).</w:t>
-            </w:r>
-          </w:p>
-        </w:tc>
-      </w:tr>
-      <w:tr>
-        <w:tc>
-          <w:tcPr>
-            <w:tcW w:type="dxa" w:w="2232"/>
-            <w:vAlign w:val="center"/>
-          </w:tcPr>
-          <w:p>
-            <w:r/>
-            <w:r>
-              <w:rPr>
-                <w:rFonts w:ascii="Calibri" w:hAnsi="Calibri"/>
-                <w:b/>
-                <w:sz w:val="18"/>
-              </w:rPr>
-              <w:t>Debug approach</w:t>
-            </w:r>
-          </w:p>
-        </w:tc>
-        <w:tc>
-          <w:tcPr>
-            <w:tcW w:type="dxa" w:w="7128"/>
-            <w:vAlign w:val="center"/>
-          </w:tcPr>
-          <w:p>
-            <w:r/>
-            <w:r>
-              <w:rPr>
-                <w:rFonts w:ascii="Calibri" w:hAnsi="Calibri"/>
-                <w:b w:val="0"/>
-                <w:sz w:val="18"/>
-              </w:rPr>
-              <w:t>Trigger the user action that reaches this function, inspect inputs/state before the function, then inspect the returned value, DOM update, file write, process output, or API response after it runs.</w:t>
-            </w:r>
-          </w:p>
-        </w:tc>
-      </w:tr>
-    </w:tbl>
     <w:p>
       <w:r>
-        <w:t>Source excerpt:</w:t>
+        <w:t>sourceSection named function in the repository. inspect the surrounding lines to learn its exact inputs and outputs. In this file, it appears around lines 356-360 and is part of the repository root. usually an entry file, app config, public website file, package manifest, or top-level documentation.</w:t>
+      </w:r>
+    </w:p>
+    <w:p>
+      <w:r>
+        <w:t>This function is needed so builder-rich-future-sections.js can keep that responsibility in one named place instead of scattering it through unrelated event handlers or route code.</w:t>
+      </w:r>
+    </w:p>
+    <w:p>
+      <w:r>
+        <w:t>It calls or references find, hasRichContent, clone, and richPlainTextOrSpacer. Endpoint references found inside it are no direct /api endpoint strings detected. Browser storage keys found inside it are no local/session storage keys detected.</w:t>
+      </w:r>
+    </w:p>
+    <w:p>
+      <w:r>
+        <w:t>It has no obvious return statement in the extracted body; it likely completes through state changes, helper calls, or event flow.</w:t>
+      </w:r>
+    </w:p>
+    <w:p>
+      <w:r>
+        <w:t>Important local values include sourceSection at line 356. These variables show what the function is assembling, checking, or handing to another layer.</w:t>
+      </w:r>
+    </w:p>
+    <w:p>
+      <w:r>
+        <w:t>Relevant source excerpt:</w:t>
       </w:r>
     </w:p>
     <w:p>
@@ -7726,386 +3538,37 @@
         <w:pStyle w:val="Heading3"/>
       </w:pPr>
       <w:r>
-        <w:t>improveRichContextMenu - lines 392-405</w:t>
+        <w:t>improveRichContextMenu (builder-rich-future-sections.js, lines 392-405)</w:t>
       </w:r>
     </w:p>
-    <w:tbl>
-      <w:tblPr>
-        <w:tblW w:type="auto" w:w="0"/>
-        <w:jc w:val="center"/>
-        <w:tblLayout w:type="fixed"/>
-        <w:tblLook w:firstColumn="1" w:firstRow="1" w:lastColumn="0" w:lastRow="0" w:noHBand="0" w:noVBand="1" w:val="04A0"/>
-      </w:tblPr>
-      <w:tblGrid>
-        <w:gridCol w:w="2232"/>
-        <w:gridCol w:w="7128"/>
-      </w:tblGrid>
-      <w:tr>
-        <w:tc>
-          <w:tcPr>
-            <w:tcW w:type="dxa" w:w="5184"/>
-            <w:vAlign w:val="center"/>
-            <w:shd w:fill="E8EEF5"/>
-          </w:tcPr>
-          <w:p>
-            <w:r/>
-            <w:r>
-              <w:rPr>
-                <w:rFonts w:ascii="Calibri" w:hAnsi="Calibri"/>
-                <w:b/>
-                <w:sz w:val="18"/>
-              </w:rPr>
-              <w:t>Item</w:t>
-            </w:r>
-          </w:p>
-        </w:tc>
-        <w:tc>
-          <w:tcPr>
-            <w:tcW w:type="dxa" w:w="5184"/>
-            <w:vAlign w:val="center"/>
-            <w:shd w:fill="E8EEF5"/>
-          </w:tcPr>
-          <w:p>
-            <w:r/>
-            <w:r>
-              <w:rPr>
-                <w:rFonts w:ascii="Calibri" w:hAnsi="Calibri"/>
-                <w:b/>
-                <w:sz w:val="18"/>
-              </w:rPr>
-              <w:t>Explanation</w:t>
-            </w:r>
-          </w:p>
-        </w:tc>
-      </w:tr>
-      <w:tr>
-        <w:tc>
-          <w:tcPr>
-            <w:tcW w:type="dxa" w:w="2232"/>
-            <w:vAlign w:val="center"/>
-          </w:tcPr>
-          <w:p>
-            <w:r/>
-            <w:r>
-              <w:rPr>
-                <w:rFonts w:ascii="Calibri" w:hAnsi="Calibri"/>
-                <w:b/>
-                <w:sz w:val="18"/>
-              </w:rPr>
-              <w:t>Source location</w:t>
-            </w:r>
-          </w:p>
-        </w:tc>
-        <w:tc>
-          <w:tcPr>
-            <w:tcW w:type="dxa" w:w="7128"/>
-            <w:vAlign w:val="center"/>
-          </w:tcPr>
-          <w:p>
-            <w:r/>
-            <w:r>
-              <w:rPr>
-                <w:rFonts w:ascii="Calibri" w:hAnsi="Calibri"/>
-                <w:b w:val="0"/>
-                <w:sz w:val="18"/>
-              </w:rPr>
-              <w:t>Lines 392-405 (14 source lines).</w:t>
-            </w:r>
-          </w:p>
-        </w:tc>
-      </w:tr>
-      <w:tr>
-        <w:tc>
-          <w:tcPr>
-            <w:tcW w:type="dxa" w:w="2232"/>
-            <w:vAlign w:val="center"/>
-          </w:tcPr>
-          <w:p>
-            <w:r/>
-            <w:r>
-              <w:rPr>
-                <w:rFonts w:ascii="Calibri" w:hAnsi="Calibri"/>
-                <w:b/>
-                <w:sz w:val="18"/>
-              </w:rPr>
-              <w:t>Purpose</w:t>
-            </w:r>
-          </w:p>
-        </w:tc>
-        <w:tc>
-          <w:tcPr>
-            <w:tcW w:type="dxa" w:w="7128"/>
-            <w:vAlign w:val="center"/>
-          </w:tcPr>
-          <w:p>
-            <w:r/>
-            <w:r>
-              <w:rPr>
-                <w:rFonts w:ascii="Calibri" w:hAnsi="Calibri"/>
-                <w:b w:val="0"/>
-                <w:sz w:val="18"/>
-              </w:rPr>
-              <w:t>Named function in the repository. Inspect the surrounding lines to learn its exact inputs and outputs.</w:t>
-            </w:r>
-          </w:p>
-        </w:tc>
-      </w:tr>
-      <w:tr>
-        <w:tc>
-          <w:tcPr>
-            <w:tcW w:type="dxa" w:w="2232"/>
-            <w:vAlign w:val="center"/>
-          </w:tcPr>
-          <w:p>
-            <w:r/>
-            <w:r>
-              <w:rPr>
-                <w:rFonts w:ascii="Calibri" w:hAnsi="Calibri"/>
-                <w:b/>
-                <w:sz w:val="18"/>
-              </w:rPr>
-              <w:t>Declaration</w:t>
-            </w:r>
-          </w:p>
-        </w:tc>
-        <w:tc>
-          <w:tcPr>
-            <w:tcW w:type="dxa" w:w="7128"/>
-            <w:vAlign w:val="center"/>
-          </w:tcPr>
-          <w:p>
-            <w:r/>
-            <w:r>
-              <w:rPr>
-                <w:rFonts w:ascii="Calibri" w:hAnsi="Calibri"/>
-                <w:b w:val="0"/>
-                <w:sz w:val="18"/>
-              </w:rPr>
-              <w:t>function improveRichContextMenu() {</w:t>
-            </w:r>
-          </w:p>
-        </w:tc>
-      </w:tr>
-      <w:tr>
-        <w:tc>
-          <w:tcPr>
-            <w:tcW w:type="dxa" w:w="2232"/>
-            <w:vAlign w:val="center"/>
-          </w:tcPr>
-          <w:p>
-            <w:r/>
-            <w:r>
-              <w:rPr>
-                <w:rFonts w:ascii="Calibri" w:hAnsi="Calibri"/>
-                <w:b/>
-                <w:sz w:val="18"/>
-              </w:rPr>
-              <w:t>Touches</w:t>
-            </w:r>
-          </w:p>
-        </w:tc>
-        <w:tc>
-          <w:tcPr>
-            <w:tcW w:type="dxa" w:w="7128"/>
-            <w:vAlign w:val="center"/>
-          </w:tcPr>
-          <w:p>
-            <w:r/>
-            <w:r>
-              <w:rPr>
-                <w:rFonts w:ascii="Calibri" w:hAnsi="Calibri"/>
-                <w:b w:val="0"/>
-                <w:sz w:val="18"/>
-              </w:rPr>
-              <w:t>browser/Electron DOM</w:t>
-            </w:r>
-          </w:p>
-        </w:tc>
-      </w:tr>
-      <w:tr>
-        <w:tc>
-          <w:tcPr>
-            <w:tcW w:type="dxa" w:w="2232"/>
-            <w:vAlign w:val="center"/>
-          </w:tcPr>
-          <w:p>
-            <w:r/>
-            <w:r>
-              <w:rPr>
-                <w:rFonts w:ascii="Calibri" w:hAnsi="Calibri"/>
-                <w:b/>
-                <w:sz w:val="18"/>
-              </w:rPr>
-              <w:t>Calls detected</w:t>
-            </w:r>
-          </w:p>
-        </w:tc>
-        <w:tc>
-          <w:tcPr>
-            <w:tcW w:type="dxa" w:w="7128"/>
-            <w:vAlign w:val="center"/>
-          </w:tcPr>
-          <w:p>
-            <w:r/>
-            <w:r>
-              <w:rPr>
-                <w:rFonts w:ascii="Calibri" w:hAnsi="Calibri"/>
-                <w:b w:val="0"/>
-                <w:sz w:val="18"/>
-              </w:rPr>
-              <w:t>addEventListener, closest, preventDefault, selectRichBlock, currentRichBlock, syncRichContextMenuControls</w:t>
-            </w:r>
-          </w:p>
-        </w:tc>
-      </w:tr>
-      <w:tr>
-        <w:tc>
-          <w:tcPr>
-            <w:tcW w:type="dxa" w:w="2232"/>
-            <w:vAlign w:val="center"/>
-          </w:tcPr>
-          <w:p>
-            <w:r/>
-            <w:r>
-              <w:rPr>
-                <w:rFonts w:ascii="Calibri" w:hAnsi="Calibri"/>
-                <w:b/>
-                <w:sz w:val="18"/>
-              </w:rPr>
-              <w:t>API endpoints</w:t>
-            </w:r>
-          </w:p>
-        </w:tc>
-        <w:tc>
-          <w:tcPr>
-            <w:tcW w:type="dxa" w:w="7128"/>
-            <w:vAlign w:val="center"/>
-          </w:tcPr>
-          <w:p>
-            <w:r/>
-            <w:r>
-              <w:rPr>
-                <w:rFonts w:ascii="Calibri" w:hAnsi="Calibri"/>
-                <w:b w:val="0"/>
-                <w:sz w:val="18"/>
-              </w:rPr>
-              <w:t>None detected inside this function body.</w:t>
-            </w:r>
-          </w:p>
-        </w:tc>
-      </w:tr>
-      <w:tr>
-        <w:tc>
-          <w:tcPr>
-            <w:tcW w:type="dxa" w:w="2232"/>
-            <w:vAlign w:val="center"/>
-          </w:tcPr>
-          <w:p>
-            <w:r/>
-            <w:r>
-              <w:rPr>
-                <w:rFonts w:ascii="Calibri" w:hAnsi="Calibri"/>
-                <w:b/>
-                <w:sz w:val="18"/>
-              </w:rPr>
-              <w:t>Storage keys</w:t>
-            </w:r>
-          </w:p>
-        </w:tc>
-        <w:tc>
-          <w:tcPr>
-            <w:tcW w:type="dxa" w:w="7128"/>
-            <w:vAlign w:val="center"/>
-          </w:tcPr>
-          <w:p>
-            <w:r/>
-            <w:r>
-              <w:rPr>
-                <w:rFonts w:ascii="Calibri" w:hAnsi="Calibri"/>
-                <w:b w:val="0"/>
-                <w:sz w:val="18"/>
-              </w:rPr>
-              <w:t>No local/session storage keys detected.</w:t>
-            </w:r>
-          </w:p>
-        </w:tc>
-      </w:tr>
-      <w:tr>
-        <w:tc>
-          <w:tcPr>
-            <w:tcW w:type="dxa" w:w="2232"/>
-            <w:vAlign w:val="center"/>
-          </w:tcPr>
-          <w:p>
-            <w:r/>
-            <w:r>
-              <w:rPr>
-                <w:rFonts w:ascii="Calibri" w:hAnsi="Calibri"/>
-                <w:b/>
-                <w:sz w:val="18"/>
-              </w:rPr>
-              <w:t>Async/return clues</w:t>
-            </w:r>
-          </w:p>
-        </w:tc>
-        <w:tc>
-          <w:tcPr>
-            <w:tcW w:type="dxa" w:w="7128"/>
-            <w:vAlign w:val="center"/>
-          </w:tcPr>
-          <w:p>
-            <w:r/>
-            <w:r>
-              <w:rPr>
-                <w:rFonts w:ascii="Calibri" w:hAnsi="Calibri"/>
-                <w:b w:val="0"/>
-                <w:sz w:val="18"/>
-              </w:rPr>
-              <w:t>0 await expression(s), 1 return statement(s).</w:t>
-            </w:r>
-          </w:p>
-        </w:tc>
-      </w:tr>
-      <w:tr>
-        <w:tc>
-          <w:tcPr>
-            <w:tcW w:type="dxa" w:w="2232"/>
-            <w:vAlign w:val="center"/>
-          </w:tcPr>
-          <w:p>
-            <w:r/>
-            <w:r>
-              <w:rPr>
-                <w:rFonts w:ascii="Calibri" w:hAnsi="Calibri"/>
-                <w:b/>
-                <w:sz w:val="18"/>
-              </w:rPr>
-              <w:t>Debug approach</w:t>
-            </w:r>
-          </w:p>
-        </w:tc>
-        <w:tc>
-          <w:tcPr>
-            <w:tcW w:type="dxa" w:w="7128"/>
-            <w:vAlign w:val="center"/>
-          </w:tcPr>
-          <w:p>
-            <w:r/>
-            <w:r>
-              <w:rPr>
-                <w:rFonts w:ascii="Calibri" w:hAnsi="Calibri"/>
-                <w:b w:val="0"/>
-                <w:sz w:val="18"/>
-              </w:rPr>
-              <w:t>Trigger the user action that reaches this function, inspect inputs/state before the function, then inspect the returned value, DOM update, file write, process output, or API response after it runs.</w:t>
-            </w:r>
-          </w:p>
-        </w:tc>
-      </w:tr>
-    </w:tbl>
     <w:p>
       <w:r>
-        <w:t>Source excerpt:</w:t>
+        <w:t>improveRichContextMenu named function in the repository. inspect the surrounding lines to learn its exact inputs and outputs. In this file, it appears around lines 392-405 and is part of the repository root. usually an entry file, app config, public website file, package manifest, or top-level documentation.</w:t>
+      </w:r>
+    </w:p>
+    <w:p>
+      <w:r>
+        <w:t>This function is needed so builder-rich-future-sections.js can keep that responsibility in one named place instead of scattering it through unrelated event handlers or route code.</w:t>
+      </w:r>
+    </w:p>
+    <w:p>
+      <w:r>
+        <w:t>It calls or references addEventListener, closest, preventDefault, selectRichBlock, currentRichBlock, and syncRichContextMenuControls. Endpoint references found inside it are no direct /api endpoint strings detected. Browser storage keys found inside it are no local/session storage keys detected.</w:t>
+      </w:r>
+    </w:p>
+    <w:p>
+      <w:r>
+        <w:t>It has 1 return statement(s). The most important visible returns are: line 396: if (!editor &amp;&amp; !block) return;.</w:t>
+      </w:r>
+    </w:p>
+    <w:p>
+      <w:r>
+        <w:t>Important local values include editor at line 394; block at line 395. These variables show what the function is assembling, checking, or handing to another layer.</w:t>
+      </w:r>
+    </w:p>
+    <w:p>
+      <w:r>
+        <w:t>Relevant source excerpt:</w:t>
       </w:r>
     </w:p>
     <w:p>
